--- a/World-Builds/01-Post-Apostolic-House-Church/CiC_W1_Doc04_Gravity_Discovery_FINAL.docx
+++ b/World-Builds/01-Post-Apostolic-House-Church/CiC_W1_Doc04_Gravity_Discovery_FINAL.docx
@@ -2,15 +2,14 @@
 <file path=word/document.xml><?xml version="1.0" encoding="utf-8"?>
 <w:document xmlns:w="http://schemas.openxmlformats.org/wordprocessingml/2006/main" xmlns:m="http://schemas.openxmlformats.org/officeDocument/2006/math" xmlns:r="http://schemas.openxmlformats.org/officeDocument/2006/relationships" xmlns:o="urn:schemas-microsoft-com:office:office" xmlns:v="urn:schemas-microsoft-com:vml" xmlns:w10="urn:schemas-microsoft-com:office:word" xmlns:a="http://schemas.openxmlformats.org/drawingml/2006/main" xmlns:pic="http://schemas.openxmlformats.org/drawingml/2006/picture" xmlns:wp="http://schemas.openxmlformats.org/drawingml/2006/wordprocessingDrawing">
   <w:body>
+    <w:bookmarkStart w:id="34" w:name="doc_04-gravity-discovery"/>
     <w:p>
       <w:pPr>
         <w:pStyle w:val="Heading1"/>
       </w:pPr>
-      <w:bookmarkStart w:id="20" w:name="doc_04-gravity-discovery"/>
       <w:r>
         <w:t xml:space="preserve">Doc_04 — Gravity Discovery</w:t>
       </w:r>
-      <w:bookmarkEnd w:id="20"/>
     </w:p>
     <w:p>
       <w:pPr>
@@ -18,6 +17,7 @@
       </w:pPr>
       <w:r>
         <w:rPr>
+          <w:bCs/>
           <w:b/>
         </w:rPr>
         <w:t xml:space="preserve">World #1: Post-Apostolic/Sub-Apostolic House-Church Christianity</w:t>
@@ -29,6 +29,7 @@
       </w:pPr>
       <w:r>
         <w:rPr>
+          <w:bCs/>
           <w:b/>
         </w:rPr>
         <w:t xml:space="preserve">Status:</w:t>
@@ -46,6 +47,7 @@
       </w:pPr>
       <w:r>
         <w:rPr>
+          <w:bCs/>
           <w:b/>
         </w:rPr>
         <w:t xml:space="preserve">Governed by:</w:t>
@@ -63,6 +65,7 @@
       </w:pPr>
       <w:r>
         <w:rPr>
+          <w:bCs/>
           <w:b/>
         </w:rPr>
         <w:t xml:space="preserve">Built from:</w:t>
@@ -78,6 +81,7 @@
       </w:r>
       <w:r>
         <w:rPr>
+          <w:bCs/>
           <w:b/>
         </w:rPr>
         <w:t xml:space="preserve">multiple</w:t>
@@ -95,6 +99,7 @@
       </w:pPr>
       <w:r>
         <w:rPr>
+          <w:bCs/>
           <w:b/>
         </w:rPr>
         <w:t xml:space="preserve">Confidence vocabulary:</w:t>
@@ -112,6 +117,7 @@
       </w:pPr>
       <w:r>
         <w:rPr>
+          <w:bCs/>
           <w:b/>
         </w:rPr>
         <w:t xml:space="preserve">A note on what this step is not:</w:t>
@@ -130,15 +136,14 @@
         </w:pict>
       </w:r>
     </w:p>
+    <w:bookmarkStart w:id="20" w:name="candidate-gravity-generation"/>
     <w:p>
       <w:pPr>
         <w:pStyle w:val="Heading2"/>
       </w:pPr>
-      <w:bookmarkStart w:id="21" w:name="candidate-gravity-generation"/>
       <w:r>
         <w:t xml:space="preserve">1. Candidate Gravity Generation</w:t>
       </w:r>
-      <w:bookmarkEnd w:id="21"/>
     </w:p>
     <w:p>
       <w:pPr>
@@ -152,6 +157,7 @@
       </w:r>
       <w:r>
         <w:rPr>
+          <w:bCs/>
           <w:b/>
         </w:rPr>
         <w:t xml:space="preserve">not advanced</w:t>
@@ -170,6 +176,7 @@
       </w:pPr>
       <w:r>
         <w:rPr>
+          <w:bCs/>
           <w:b/>
         </w:rPr>
         <w:t xml:space="preserve">Source Asymmetry / elite-literate-voice monopoly</w:t>
@@ -185,6 +192,7 @@
       </w:r>
       <w:r>
         <w:rPr>
+          <w:iCs/>
           <w:i/>
         </w:rPr>
         <w:t xml:space="preserve">what this document’s evidence can support</w:t>
@@ -203,30 +211,35 @@
       </w:pPr>
       <w:r>
         <w:rPr>
-          <w:b/>
-        </w:rPr>
-        <w:t xml:space="preserve">“</w:t>
-      </w:r>
-      <w:r>
-        <w:rPr>
+          <w:bCs/>
+          <w:b/>
+        </w:rPr>
+        <w:t xml:space="preserve">“</w:t>
+      </w:r>
+      <w:r>
+        <w:rPr>
+          <w:bCs/>
           <w:b/>
         </w:rPr>
         <w:t xml:space="preserve">Apostolic succession</w:t>
       </w:r>
       <w:r>
         <w:rPr>
-          <w:b/>
-        </w:rPr>
-        <w:t xml:space="preserve">”</w:t>
-      </w:r>
-      <w:r>
-        <w:rPr>
-          <w:b/>
-        </w:rPr>
-        <w:t xml:space="preserve"> </w:t>
-      </w:r>
-      <w:r>
-        <w:rPr>
+          <w:bCs/>
+          <w:b/>
+        </w:rPr>
+        <w:t xml:space="preserve">”</w:t>
+      </w:r>
+      <w:r>
+        <w:rPr>
+          <w:bCs/>
+          <w:b/>
+        </w:rPr>
+        <w:t xml:space="preserve"> </w:t>
+      </w:r>
+      <w:r>
+        <w:rPr>
+          <w:bCs/>
           <w:b/>
         </w:rPr>
         <w:t xml:space="preserve">as a distinct gravity from Authority Consolidation (G01 below).</w:t>
@@ -268,25 +281,24 @@
         </w:pict>
       </w:r>
     </w:p>
+    <w:bookmarkEnd w:id="20"/>
+    <w:bookmarkStart w:id="28" w:name="candidates-and-six-test-results"/>
     <w:p>
       <w:pPr>
         <w:pStyle w:val="Heading2"/>
       </w:pPr>
-      <w:bookmarkStart w:id="22" w:name="candidates-and-six-test-results"/>
       <w:r>
         <w:t xml:space="preserve">2. Candidates and Six-Test Results</w:t>
       </w:r>
-      <w:bookmarkEnd w:id="22"/>
-    </w:p>
+    </w:p>
+    <w:bookmarkStart w:id="21" w:name="Xc6cf60972f6b7a935c977b2edfd3da12110555f"/>
     <w:p>
       <w:pPr>
         <w:pStyle w:val="Heading3"/>
       </w:pPr>
-      <w:bookmarkStart w:id="23" w:name="Xc6cf60972f6b7a935c977b2edfd3da12110555f"/>
       <w:r>
         <w:t xml:space="preserve">G01 — Authority Consolidation (the episkopos/presbyteros/diakonos question)</w:t>
       </w:r>
-      <w:bookmarkEnd w:id="23"/>
     </w:p>
     <w:p>
       <w:pPr>
@@ -294,6 +306,7 @@
       </w:pPr>
       <w:r>
         <w:rPr>
+          <w:bCs/>
           <w:b/>
         </w:rPr>
         <w:t xml:space="preserve">Generated from:</w:t>
@@ -311,6 +324,7 @@
       </w:pPr>
       <w:r>
         <w:rPr>
+          <w:bCs/>
           <w:b/>
         </w:rPr>
         <w:t xml:space="preserve">Author Gravity risk (flagged at generation):</w:t>
@@ -332,6 +346,7 @@
       </w:pPr>
       <w:r>
         <w:rPr>
+          <w:bCs/>
           <w:b/>
         </w:rPr>
         <w:t xml:space="preserve">Repetition:</w:t>
@@ -353,6 +368,7 @@
       </w:pPr>
       <w:r>
         <w:rPr>
+          <w:bCs/>
           <w:b/>
         </w:rPr>
         <w:t xml:space="preserve">Dependency:</w:t>
@@ -374,6 +390,7 @@
       </w:pPr>
       <w:r>
         <w:rPr>
+          <w:bCs/>
           <w:b/>
         </w:rPr>
         <w:t xml:space="preserve">Formation:</w:t>
@@ -395,6 +412,7 @@
       </w:pPr>
       <w:r>
         <w:rPr>
+          <w:bCs/>
           <w:b/>
         </w:rPr>
         <w:t xml:space="preserve">Explanatory:</w:t>
@@ -434,6 +452,7 @@
       </w:pPr>
       <w:r>
         <w:rPr>
+          <w:bCs/>
           <w:b/>
         </w:rPr>
         <w:t xml:space="preserve">Persistence:</w:t>
@@ -449,6 +468,7 @@
       </w:r>
       <w:r>
         <w:rPr>
+          <w:iCs/>
           <w:i/>
         </w:rPr>
         <w:t xml:space="preserve">specific shape</w:t>
@@ -470,6 +490,7 @@
       </w:pPr>
       <w:r>
         <w:rPr>
+          <w:bCs/>
           <w:b/>
         </w:rPr>
         <w:t xml:space="preserve">Interaction:</w:t>
@@ -487,6 +508,7 @@
       </w:pPr>
       <w:r>
         <w:rPr>
+          <w:bCs/>
           <w:b/>
         </w:rPr>
         <w:t xml:space="preserve">Confidence supporting:</w:t>
@@ -502,6 +524,7 @@
       </w:r>
       <w:r>
         <w:rPr>
+          <w:iCs/>
           <w:i/>
         </w:rPr>
         <w:t xml:space="preserve">specific</w:t>
@@ -519,6 +542,7 @@
       </w:pPr>
       <w:r>
         <w:rPr>
+          <w:bCs/>
           <w:b/>
         </w:rPr>
         <w:t xml:space="preserve">Cross-strand status (Article 21):</w:t>
@@ -534,6 +558,7 @@
       </w:r>
       <w:r>
         <w:rPr>
+          <w:iCs/>
           <w:i/>
         </w:rPr>
         <w:t xml:space="preserve">force</w:t>
@@ -549,6 +574,7 @@
       </w:r>
       <w:r>
         <w:rPr>
+          <w:iCs/>
           <w:i/>
         </w:rPr>
         <w:t xml:space="preserve">resolution</w:t>
@@ -566,6 +592,7 @@
       </w:pPr>
       <w:r>
         <w:rPr>
+          <w:bCs/>
           <w:b/>
         </w:rPr>
         <w:t xml:space="preserve">Forces test (Article 22):</w:t>
@@ -581,6 +608,7 @@
       </w:r>
       <w:r>
         <w:rPr>
+          <w:iCs/>
           <w:i/>
         </w:rPr>
         <w:t xml:space="preserve">for</w:t>
@@ -598,9 +626,10 @@
       </w:pPr>
       <w:r>
         <w:rPr>
-          <w:b/>
-        </w:rPr>
-        <w:t xml:space="preserve">Classification: Supporting — reclassified per round-1 review (originally drafted Primary).</w:t>
+          <w:bCs/>
+          <w:b/>
+        </w:rPr>
+        <w:t xml:space="preserve">Classification: Supporting.</w:t>
       </w:r>
     </w:p>
     <w:p>
@@ -609,15 +638,16 @@
       </w:pPr>
       <w:r>
         <w:rPr>
-          <w:b/>
-        </w:rPr>
-        <w:t xml:space="preserve">Confidence/Gravity Cross-Check, revised:</w:t>
-      </w:r>
-      <w:r>
-        <w:t xml:space="preserve"> </w:t>
-      </w:r>
-      <w:r>
-        <w:t xml:space="preserve">the first draft classified this Primary while flagging that Strand A’s specific monarchical content rests only on Contested confidence — treating disclosure as a substitute for reclassification. Round-1 review correctly identified this as a rule violation: the Framework’s own text is explicit that a candidate resting on sub-Documented/Widely-Accepted evidence</w:t>
+          <w:bCs/>
+          <w:b/>
+        </w:rPr>
+        <w:t xml:space="preserve">Confidence/Gravity Cross-Check:</w:t>
+      </w:r>
+      <w:r>
+        <w:t xml:space="preserve"> </w:t>
+      </w:r>
+      <w:r>
+        <w:t xml:space="preserve">Strand A’s specific monarchical content rests only on Contested confidence, and disclosure is not a substitute for reclassification — the Framework’s own text is explicit that a candidate resting on sub-Documented/Widely-Accepted evidence</w:t>
       </w:r>
       <w:r>
         <w:t xml:space="preserve"> </w:t>
@@ -671,7 +701,7 @@
         <w:t xml:space="preserve"> </w:t>
       </w:r>
       <w:r>
-        <w:t xml:space="preserve">On correction, this document also could not identify a separable, non-trivial claim for G01 that survives once the Contested content is set aside:</w:t>
+        <w:t xml:space="preserve">Applying the set-aside-the-Contested-layer test directly, this document cannot identify a separable, non-trivial claim for G01 that survives once the Contested content is set aside:</w:t>
       </w:r>
       <w:r>
         <w:t xml:space="preserve"> </w:t>
@@ -696,9 +726,10 @@
       </w:r>
       <w:r>
         <w:rPr>
-          <w:b/>
-        </w:rPr>
-        <w:t xml:space="preserve">Reclassified Supporting</w:t>
+          <w:bCs/>
+          <w:b/>
+        </w:rPr>
+        <w:t xml:space="preserve">Classified Supporting</w:t>
       </w:r>
       <w:r>
         <w:t xml:space="preserve">, meaning: it organizes a significant portion of the ecology (the institutional-office dimension) and functions within the context this document’s Primary gravities (G02, G07) establish, but does not clear the confidence bar Primary requires at the level of content that actually matters.</w:t>
@@ -711,15 +742,15 @@
         </w:pict>
       </w:r>
     </w:p>
+    <w:bookmarkEnd w:id="21"/>
+    <w:bookmarkStart w:id="22" w:name="g02-translocal-correspondence-network"/>
     <w:p>
       <w:pPr>
         <w:pStyle w:val="Heading3"/>
       </w:pPr>
-      <w:bookmarkStart w:id="24" w:name="g02-translocal-correspondence-network"/>
       <w:r>
         <w:t xml:space="preserve">G02 — Translocal Correspondence Network</w:t>
       </w:r>
-      <w:bookmarkEnd w:id="24"/>
     </w:p>
     <w:p>
       <w:pPr>
@@ -727,6 +758,7 @@
       </w:pPr>
       <w:r>
         <w:rPr>
+          <w:bCs/>
           <w:b/>
         </w:rPr>
         <w:t xml:space="preserve">Generated from:</w:t>
@@ -744,6 +776,7 @@
       </w:pPr>
       <w:r>
         <w:rPr>
+          <w:bCs/>
           <w:b/>
         </w:rPr>
         <w:t xml:space="preserve">Author Gravity risk:</w:t>
@@ -759,6 +792,7 @@
       </w:r>
       <w:r>
         <w:rPr>
+          <w:iCs/>
           <w:i/>
         </w:rPr>
         <w:t xml:space="preserve">both</w:t>
@@ -780,6 +814,7 @@
       </w:pPr>
       <w:r>
         <w:rPr>
+          <w:bCs/>
           <w:b/>
         </w:rPr>
         <w:t xml:space="preserve">Repetition:</w:t>
@@ -801,6 +836,7 @@
       </w:pPr>
       <w:r>
         <w:rPr>
+          <w:bCs/>
           <w:b/>
         </w:rPr>
         <w:t xml:space="preserve">Dependency:</w:t>
@@ -816,6 +852,7 @@
       </w:r>
       <w:r>
         <w:rPr>
+          <w:iCs/>
           <w:i/>
         </w:rPr>
         <w:t xml:space="preserve">exercised through</w:t>
@@ -837,6 +874,7 @@
       </w:pPr>
       <w:r>
         <w:rPr>
+          <w:bCs/>
           <w:b/>
         </w:rPr>
         <w:t xml:space="preserve">Formation:</w:t>
@@ -858,6 +896,7 @@
       </w:pPr>
       <w:r>
         <w:rPr>
+          <w:bCs/>
           <w:b/>
         </w:rPr>
         <w:t xml:space="preserve">Explanatory:</w:t>
@@ -879,6 +918,7 @@
       </w:pPr>
       <w:r>
         <w:rPr>
+          <w:bCs/>
           <w:b/>
         </w:rPr>
         <w:t xml:space="preserve">Persistence:</w:t>
@@ -900,6 +940,7 @@
       </w:pPr>
       <w:r>
         <w:rPr>
+          <w:bCs/>
           <w:b/>
         </w:rPr>
         <w:t xml:space="preserve">Interaction:</w:t>
@@ -917,6 +958,7 @@
       </w:pPr>
       <w:r>
         <w:rPr>
+          <w:bCs/>
           <w:b/>
         </w:rPr>
         <w:t xml:space="preserve">Confidence supporting:</w:t>
@@ -934,6 +976,7 @@
       </w:pPr>
       <w:r>
         <w:rPr>
+          <w:bCs/>
           <w:b/>
         </w:rPr>
         <w:t xml:space="preserve">Cross-strand status:</w:t>
@@ -951,6 +994,7 @@
       </w:pPr>
       <w:r>
         <w:rPr>
+          <w:bCs/>
           <w:b/>
         </w:rPr>
         <w:t xml:space="preserve">Forces test:</w:t>
@@ -968,6 +1012,7 @@
       </w:pPr>
       <w:r>
         <w:rPr>
+          <w:bCs/>
           <w:b/>
         </w:rPr>
         <w:t xml:space="preserve">Classification:</w:t>
@@ -977,6 +1022,7 @@
       </w:r>
       <w:r>
         <w:rPr>
+          <w:bCs/>
           <w:b/>
         </w:rPr>
         <w:t xml:space="preserve">Primary.</w:t>
@@ -988,6 +1034,7 @@
       </w:pPr>
       <w:r>
         <w:rPr>
+          <w:bCs/>
           <w:b/>
         </w:rPr>
         <w:t xml:space="preserve">Confidence/Gravity Cross-Check:</w:t>
@@ -1006,15 +1053,15 @@
         </w:pict>
       </w:r>
     </w:p>
+    <w:bookmarkEnd w:id="22"/>
+    <w:bookmarkStart w:id="23" w:name="g03-state-pressure-legal-precarity"/>
     <w:p>
       <w:pPr>
         <w:pStyle w:val="Heading3"/>
       </w:pPr>
-      <w:bookmarkStart w:id="25" w:name="g03-state-pressure-legal-precarity"/>
       <w:r>
         <w:t xml:space="preserve">G03 — State Pressure / Legal Precarity</w:t>
       </w:r>
-      <w:bookmarkEnd w:id="25"/>
     </w:p>
     <w:p>
       <w:pPr>
@@ -1022,6 +1069,7 @@
       </w:pPr>
       <w:r>
         <w:rPr>
+          <w:bCs/>
           <w:b/>
         </w:rPr>
         <w:t xml:space="preserve">Generated from:</w:t>
@@ -1057,6 +1105,7 @@
       </w:pPr>
       <w:r>
         <w:rPr>
+          <w:bCs/>
           <w:b/>
         </w:rPr>
         <w:t xml:space="preserve">Author Gravity risk:</w:t>
@@ -1078,6 +1127,7 @@
       </w:pPr>
       <w:r>
         <w:rPr>
+          <w:bCs/>
           <w:b/>
         </w:rPr>
         <w:t xml:space="preserve">Repetition:</w:t>
@@ -1099,6 +1149,7 @@
       </w:pPr>
       <w:r>
         <w:rPr>
+          <w:bCs/>
           <w:b/>
         </w:rPr>
         <w:t xml:space="preserve">Dependency:</w:t>
@@ -1120,6 +1171,7 @@
       </w:pPr>
       <w:r>
         <w:rPr>
+          <w:bCs/>
           <w:b/>
         </w:rPr>
         <w:t xml:space="preserve">Formation:</w:t>
@@ -1141,6 +1193,7 @@
       </w:pPr>
       <w:r>
         <w:rPr>
+          <w:bCs/>
           <w:b/>
         </w:rPr>
         <w:t xml:space="preserve">Explanatory:</w:t>
@@ -1162,6 +1215,7 @@
       </w:pPr>
       <w:r>
         <w:rPr>
+          <w:bCs/>
           <w:b/>
         </w:rPr>
         <w:t xml:space="preserve">Persistence:</w:t>
@@ -1177,6 +1231,7 @@
       </w:r>
       <w:r>
         <w:rPr>
+          <w:bCs/>
           <w:b/>
         </w:rPr>
         <w:t xml:space="preserve">with an honest caveat this document does not smooth over</w:t>
@@ -1207,6 +1262,7 @@
       </w:r>
       <w:r>
         <w:rPr>
+          <w:iCs/>
           <w:i/>
         </w:rPr>
         <w:t xml:space="preserve">underlying vulnerability</w:t>
@@ -1222,6 +1278,7 @@
       </w:r>
       <w:r>
         <w:rPr>
+          <w:iCs/>
           <w:i/>
         </w:rPr>
         <w:t xml:space="preserve">specific incidents</w:t>
@@ -1255,6 +1312,7 @@
       </w:pPr>
       <w:r>
         <w:rPr>
+          <w:bCs/>
           <w:b/>
         </w:rPr>
         <w:t xml:space="preserve">Interaction:</w:t>
@@ -1272,6 +1330,7 @@
       </w:pPr>
       <w:r>
         <w:rPr>
+          <w:bCs/>
           <w:b/>
         </w:rPr>
         <w:t xml:space="preserve">Confidence supporting:</w:t>
@@ -1289,9 +1348,10 @@
       </w:pPr>
       <w:r>
         <w:rPr>
-          <w:b/>
-        </w:rPr>
-        <w:t xml:space="preserve">Cross-strand status, corrected per round-3 review:</w:t>
+          <w:bCs/>
+          <w:b/>
+        </w:rPr>
+        <w:t xml:space="preserve">Cross-strand status:</w:t>
       </w:r>
       <w:r>
         <w:t xml:space="preserve"> </w:t>
@@ -1304,6 +1364,7 @@
       </w:r>
       <w:r>
         <w:rPr>
+          <w:bCs/>
           <w:b/>
         </w:rPr>
         <w:t xml:space="preserve">Strand B</w:t>
@@ -1319,6 +1380,7 @@
       </w:r>
       <w:r>
         <w:rPr>
+          <w:bCs/>
           <w:b/>
         </w:rPr>
         <w:t xml:space="preserve">Strand A</w:t>
@@ -1336,6 +1398,7 @@
       </w:pPr>
       <w:r>
         <w:rPr>
+          <w:bCs/>
           <w:b/>
         </w:rPr>
         <w:t xml:space="preserve">Forces test:</w:t>
@@ -1351,6 +1414,7 @@
       </w:r>
       <w:r>
         <w:rPr>
+          <w:iCs/>
           <w:i/>
         </w:rPr>
         <w:t xml:space="preserve">is</w:t>
@@ -1386,9 +1450,10 @@
       </w:pPr>
       <w:r>
         <w:rPr>
-          <w:b/>
-        </w:rPr>
-        <w:t xml:space="preserve">Classification: Supporting — reclassified per round-2 review (originally retained at Primary after round-1).</w:t>
+          <w:bCs/>
+          <w:b/>
+        </w:rPr>
+        <w:t xml:space="preserve">Classification: Supporting.</w:t>
       </w:r>
     </w:p>
     <w:p>
@@ -1397,15 +1462,16 @@
       </w:pPr>
       <w:r>
         <w:rPr>
-          <w:b/>
-        </w:rPr>
-        <w:t xml:space="preserve">Confidence/Gravity Cross-Check, reclassified per round-2 review:</w:t>
-      </w:r>
-      <w:r>
-        <w:t xml:space="preserve"> </w:t>
-      </w:r>
-      <w:r>
-        <w:t xml:space="preserve">round-1 review retained G03 at Primary on the argument that its organizing work depends on a Documented base fact (Pliny’s letter alone proves real legal jeopardy existed in one episode) rather than the Contested interpretive layer (named-event status, the Chrestus identification), and explicitly flagged this distinction for round-2 to test against G01’s own reclassification. Round-2 review found the distinction does not survive scrutiny: the six-test results credited to G03 above — Dependency (</w:t>
+          <w:bCs/>
+          <w:b/>
+        </w:rPr>
+        <w:t xml:space="preserve">Confidence/Gravity Cross-Check:</w:t>
+      </w:r>
+      <w:r>
+        <w:t xml:space="preserve"> </w:t>
+      </w:r>
+      <w:r>
+        <w:t xml:space="preserve">the six-test results credited to G03 above — Dependency (</w:t>
       </w:r>
       <w:r>
         <w:t xml:space="preserve">“</w:t>
@@ -1493,9 +1559,10 @@
       </w:r>
       <w:r>
         <w:rPr>
-          <w:b/>
-        </w:rPr>
-        <w:t xml:space="preserve">Reclassified Supporting</w:t>
+          <w:bCs/>
+          <w:b/>
+        </w:rPr>
+        <w:t xml:space="preserve">Classified Supporting</w:t>
       </w:r>
       <w:r>
         <w:t xml:space="preserve">, on the same footing as G01: it organizes a real portion of the ecology (the state-pressure dimension, and specifically the Documented Pliny episode itself) and functions within the context this document’s remaining Primary gravities (G02, G07) establish, but the broader, persistent-organizing-force claim that would justify Primary does not clear the confidence bar once the Contested cross-episode synthesis is set aside.</w:t>
@@ -1508,15 +1575,15 @@
         </w:pict>
       </w:r>
     </w:p>
+    <w:bookmarkEnd w:id="23"/>
+    <w:bookmarkStart w:id="24" w:name="Xb5db02aa87ca6b29dd596d39245e5748595a2af"/>
     <w:p>
       <w:pPr>
         <w:pStyle w:val="Heading3"/>
       </w:pPr>
-      <w:bookmarkStart w:id="26" w:name="Xb5db02aa87ca6b29dd596d39245e5748595a2af"/>
       <w:r>
         <w:t xml:space="preserve">G04 — Martyrdom as Formation-Shaping Meaning-Response</w:t>
       </w:r>
-      <w:bookmarkEnd w:id="26"/>
     </w:p>
     <w:p>
       <w:pPr>
@@ -1524,6 +1591,7 @@
       </w:pPr>
       <w:r>
         <w:rPr>
+          <w:bCs/>
           <w:b/>
         </w:rPr>
         <w:t xml:space="preserve">Generated from:</w:t>
@@ -1551,6 +1619,7 @@
       </w:r>
       <w:r>
         <w:rPr>
+          <w:iCs/>
           <w:i/>
         </w:rPr>
         <w:t xml:space="preserve">dies natalis</w:t>
@@ -1580,6 +1649,7 @@
       </w:pPr>
       <w:r>
         <w:rPr>
+          <w:bCs/>
           <w:b/>
         </w:rPr>
         <w:t xml:space="preserve">Author Gravity risk:</w:t>
@@ -1601,6 +1671,7 @@
       </w:pPr>
       <w:r>
         <w:rPr>
+          <w:bCs/>
           <w:b/>
         </w:rPr>
         <w:t xml:space="preserve">Repetition:</w:t>
@@ -1622,6 +1693,7 @@
       </w:pPr>
       <w:r>
         <w:rPr>
+          <w:bCs/>
           <w:b/>
         </w:rPr>
         <w:t xml:space="preserve">Dependency:</w:t>
@@ -1637,6 +1709,7 @@
       </w:r>
       <w:r>
         <w:rPr>
+          <w:iCs/>
           <w:i/>
         </w:rPr>
         <w:t xml:space="preserve">into</w:t>
@@ -1649,6 +1722,7 @@
       </w:r>
       <w:r>
         <w:rPr>
+          <w:iCs/>
           <w:i/>
         </w:rPr>
         <w:t xml:space="preserve">dies natalis</w:t>
@@ -1670,6 +1744,7 @@
       </w:pPr>
       <w:r>
         <w:rPr>
+          <w:bCs/>
           <w:b/>
         </w:rPr>
         <w:t xml:space="preserve">Formation:</w:t>
@@ -1679,6 +1754,7 @@
       </w:r>
       <w:r>
         <w:rPr>
+          <w:bCs/>
           <w:b/>
         </w:rPr>
         <w:t xml:space="preserve">Clearly</w:t>
@@ -1694,6 +1770,7 @@
       </w:r>
       <w:r>
         <w:rPr>
+          <w:iCs/>
           <w:i/>
         </w:rPr>
         <w:t xml:space="preserve">for the specific individuals in the record</w:t>
@@ -1715,6 +1792,7 @@
       </w:pPr>
       <w:r>
         <w:rPr>
+          <w:bCs/>
           <w:b/>
         </w:rPr>
         <w:t xml:space="preserve">Explanatory:</w:t>
@@ -1736,6 +1814,7 @@
       </w:pPr>
       <w:r>
         <w:rPr>
+          <w:bCs/>
           <w:b/>
         </w:rPr>
         <w:t xml:space="preserve">Persistence:</w:t>
@@ -1769,6 +1848,7 @@
       </w:pPr>
       <w:r>
         <w:rPr>
+          <w:bCs/>
           <w:b/>
         </w:rPr>
         <w:t xml:space="preserve">Interaction:</w:t>
@@ -1786,6 +1866,7 @@
       </w:pPr>
       <w:r>
         <w:rPr>
+          <w:bCs/>
           <w:b/>
         </w:rPr>
         <w:t xml:space="preserve">Confidence supporting:</w:t>
@@ -1801,6 +1882,7 @@
       </w:r>
       <w:r>
         <w:rPr>
+          <w:iCs/>
           <w:i/>
         </w:rPr>
         <w:t xml:space="preserve">representative</w:t>
@@ -1818,6 +1900,7 @@
       </w:pPr>
       <w:r>
         <w:rPr>
+          <w:bCs/>
           <w:b/>
         </w:rPr>
         <w:t xml:space="preserve">Cross-strand status:</w:t>
@@ -1835,6 +1918,7 @@
       </w:pPr>
       <w:r>
         <w:rPr>
+          <w:bCs/>
           <w:b/>
         </w:rPr>
         <w:t xml:space="preserve">Forces test:</w:t>
@@ -1850,6 +1934,7 @@
       </w:r>
       <w:r>
         <w:rPr>
+          <w:iCs/>
           <w:i/>
         </w:rPr>
         <w:t xml:space="preserve">is</w:t>
@@ -1867,6 +1952,7 @@
       </w:pPr>
       <w:r>
         <w:rPr>
+          <w:bCs/>
           <w:b/>
         </w:rPr>
         <w:t xml:space="preserve">Classification:</w:t>
@@ -1876,6 +1962,7 @@
       </w:r>
       <w:r>
         <w:rPr>
+          <w:bCs/>
           <w:b/>
         </w:rPr>
         <w:t xml:space="preserve">Supporting</w:t>
@@ -1893,6 +1980,7 @@
       </w:pPr>
       <w:r>
         <w:rPr>
+          <w:bCs/>
           <w:b/>
         </w:rPr>
         <w:t xml:space="preserve">Confidence/Gravity Cross-Check:</w:t>
@@ -1910,6 +1998,7 @@
       </w:pPr>
       <w:r>
         <w:rPr>
+          <w:bCs/>
           <w:b/>
         </w:rPr>
         <w:t xml:space="preserve">Why Supporting rather than Tensional — reusable criterion, tested against G01, G03, G04, and G05:</w:t>
@@ -1925,6 +2014,7 @@
       </w:r>
       <w:r>
         <w:rPr>
+          <w:iCs/>
           <w:i/>
         </w:rPr>
         <w:t xml:space="preserve">whether something remains unresolved</w:t>
@@ -1940,6 +2030,7 @@
       </w:r>
       <w:r>
         <w:rPr>
+          <w:bCs/>
           <w:b/>
         </w:rPr>
         <w:t xml:space="preserve">what level of the claim is unresolved, and whether that level’s own six-test results are themselves confident or merely plausible.</w:t>
@@ -1955,30 +2046,35 @@
       </w:r>
       <w:r>
         <w:rPr>
+          <w:bCs/>
           <w:b/>
         </w:rPr>
         <w:t xml:space="preserve">Formation test result reads</w:t>
       </w:r>
       <w:r>
         <w:rPr>
-          <w:b/>
-        </w:rPr>
-        <w:t xml:space="preserve"> </w:t>
-      </w:r>
-      <w:r>
-        <w:rPr>
-          <w:b/>
-        </w:rPr>
-        <w:t xml:space="preserve">“</w:t>
-      </w:r>
-      <w:r>
-        <w:rPr>
+          <w:bCs/>
+          <w:b/>
+        </w:rPr>
+        <w:t xml:space="preserve"> </w:t>
+      </w:r>
+      <w:r>
+        <w:rPr>
+          <w:bCs/>
+          <w:b/>
+        </w:rPr>
+        <w:t xml:space="preserve">“</w:t>
+      </w:r>
+      <w:r>
+        <w:rPr>
+          <w:bCs/>
           <w:b/>
         </w:rPr>
         <w:t xml:space="preserve">Clearly formation-shaping for the specific individuals in the record</w:t>
       </w:r>
       <w:r>
         <w:rPr>
+          <w:bCs/>
           <w:b/>
         </w:rPr>
         <w:t xml:space="preserve">”</w:t>
@@ -2030,6 +2126,7 @@
       </w:r>
       <w:r>
         <w:rPr>
+          <w:bCs/>
           <w:b/>
         </w:rPr>
         <w:t xml:space="preserve">G05 does not have an analogous narrow claim that clears the same bar, and this is demonstrable from its own Formation-test result rather than merely asserted:</w:t>
@@ -2045,18 +2142,21 @@
       </w:r>
       <w:r>
         <w:rPr>
-          <w:b/>
-        </w:rPr>
-        <w:t xml:space="preserve">“</w:t>
-      </w:r>
-      <w:r>
-        <w:rPr>
+          <w:bCs/>
+          <w:b/>
+        </w:rPr>
+        <w:t xml:space="preserve">“</w:t>
+      </w:r>
+      <w:r>
+        <w:rPr>
+          <w:bCs/>
           <w:b/>
         </w:rPr>
         <w:t xml:space="preserve">Plausible for Ignatius’s own direct addressees; unestablished more broadly</w:t>
       </w:r>
       <w:r>
         <w:rPr>
+          <w:bCs/>
           <w:b/>
         </w:rPr>
         <w:t xml:space="preserve">”</w:t>
@@ -2111,15 +2211,15 @@
         </w:pict>
       </w:r>
     </w:p>
+    <w:bookmarkEnd w:id="24"/>
+    <w:bookmarkStart w:id="25" w:name="X71106e422c33d53a7f094eba3b8a4104fe8844d"/>
     <w:p>
       <w:pPr>
         <w:pStyle w:val="Heading3"/>
       </w:pPr>
-      <w:bookmarkStart w:id="27" w:name="X71106e422c33d53a7f094eba3b8a4104fe8844d"/>
       <w:r>
         <w:t xml:space="preserve">G05 — Boundary-Drawing Against Contemporary Rival Movements (anti-docetic polemic)</w:t>
       </w:r>
-      <w:bookmarkEnd w:id="27"/>
     </w:p>
     <w:p>
       <w:pPr>
@@ -2127,6 +2227,7 @@
       </w:pPr>
       <w:r>
         <w:rPr>
+          <w:bCs/>
           <w:b/>
         </w:rPr>
         <w:t xml:space="preserve">Generated from:</w:t>
@@ -2144,6 +2245,7 @@
       </w:pPr>
       <w:r>
         <w:rPr>
+          <w:bCs/>
           <w:b/>
         </w:rPr>
         <w:t xml:space="preserve">Author Gravity risk:</w:t>
@@ -2165,6 +2267,7 @@
       </w:pPr>
       <w:r>
         <w:rPr>
+          <w:bCs/>
           <w:b/>
         </w:rPr>
         <w:t xml:space="preserve">Repetition:</w:t>
@@ -2186,6 +2289,7 @@
       </w:pPr>
       <w:r>
         <w:rPr>
+          <w:bCs/>
           <w:b/>
         </w:rPr>
         <w:t xml:space="preserve">Dependency:</w:t>
@@ -2225,6 +2329,7 @@
       </w:pPr>
       <w:r>
         <w:rPr>
+          <w:bCs/>
           <w:b/>
         </w:rPr>
         <w:t xml:space="preserve">Formation:</w:t>
@@ -2246,6 +2351,7 @@
       </w:pPr>
       <w:r>
         <w:rPr>
+          <w:bCs/>
           <w:b/>
         </w:rPr>
         <w:t xml:space="preserve">Explanatory:</w:t>
@@ -2267,6 +2373,7 @@
       </w:pPr>
       <w:r>
         <w:rPr>
+          <w:bCs/>
           <w:b/>
         </w:rPr>
         <w:t xml:space="preserve">Persistence:</w:t>
@@ -2288,6 +2395,7 @@
       </w:pPr>
       <w:r>
         <w:rPr>
+          <w:bCs/>
           <w:b/>
         </w:rPr>
         <w:t xml:space="preserve">Interaction:</w:t>
@@ -2305,6 +2413,7 @@
       </w:pPr>
       <w:r>
         <w:rPr>
+          <w:bCs/>
           <w:b/>
         </w:rPr>
         <w:t xml:space="preserve">Confidence supporting:</w:t>
@@ -2322,6 +2431,7 @@
       </w:pPr>
       <w:r>
         <w:rPr>
+          <w:bCs/>
           <w:b/>
         </w:rPr>
         <w:t xml:space="preserve">Cross-strand status:</w:t>
@@ -2339,6 +2449,7 @@
       </w:pPr>
       <w:r>
         <w:rPr>
+          <w:bCs/>
           <w:b/>
         </w:rPr>
         <w:t xml:space="preserve">Forces test:</w:t>
@@ -2356,6 +2467,7 @@
       </w:pPr>
       <w:r>
         <w:rPr>
+          <w:bCs/>
           <w:b/>
         </w:rPr>
         <w:t xml:space="preserve">Classification:</w:t>
@@ -2365,6 +2477,7 @@
       </w:r>
       <w:r>
         <w:rPr>
+          <w:bCs/>
           <w:b/>
         </w:rPr>
         <w:t xml:space="preserve">Tensional.</w:t>
@@ -2376,63 +2489,51 @@
       </w:pPr>
       <w:r>
         <w:rPr>
-          <w:b/>
-        </w:rPr>
-        <w:t xml:space="preserve">Confidence/Gravity Cross-Check, strengthened per round-4 review:</w:t>
-      </w:r>
-      <w:r>
-        <w:t xml:space="preserve"> </w:t>
-      </w:r>
-      <w:r>
-        <w:t xml:space="preserve">the prior draft asserted G05 fails the Supporting/Tensional test</w:t>
-      </w:r>
-      <w:r>
-        <w:t xml:space="preserve"> </w:t>
-      </w:r>
-      <w:r>
-        <w:t xml:space="preserve">“</w:t>
-      </w:r>
-      <w:r>
-        <w:t xml:space="preserve">at every level</w:t>
-      </w:r>
-      <w:r>
-        <w:t xml:space="preserve">”</w:t>
-      </w:r>
-      <w:r>
-        <w:t xml:space="preserve"> </w:t>
-      </w:r>
-      <w:r>
-        <w:t xml:space="preserve">without pointing to textual grounding as specific as the test given to G04. Grounded now: G05’s own</w:t>
-      </w:r>
-      <w:r>
-        <w:t xml:space="preserve"> </w:t>
-      </w:r>
-      <w:r>
-        <w:rPr>
+          <w:bCs/>
+          <w:b/>
+        </w:rPr>
+        <w:t xml:space="preserve">Confidence/Gravity Cross-Check:</w:t>
+      </w:r>
+      <w:r>
+        <w:t xml:space="preserve"> </w:t>
+      </w:r>
+      <w:r>
+        <w:t xml:space="preserve">G05’s own</w:t>
+      </w:r>
+      <w:r>
+        <w:t xml:space="preserve"> </w:t>
+      </w:r>
+      <w:r>
+        <w:rPr>
+          <w:bCs/>
           <w:b/>
         </w:rPr>
         <w:t xml:space="preserve">Formation test result reads</w:t>
       </w:r>
       <w:r>
         <w:rPr>
-          <w:b/>
-        </w:rPr>
-        <w:t xml:space="preserve"> </w:t>
-      </w:r>
-      <w:r>
-        <w:rPr>
-          <w:b/>
-        </w:rPr>
-        <w:t xml:space="preserve">“</w:t>
-      </w:r>
-      <w:r>
-        <w:rPr>
+          <w:bCs/>
+          <w:b/>
+        </w:rPr>
+        <w:t xml:space="preserve"> </w:t>
+      </w:r>
+      <w:r>
+        <w:rPr>
+          <w:bCs/>
+          <w:b/>
+        </w:rPr>
+        <w:t xml:space="preserve">“</w:t>
+      </w:r>
+      <w:r>
+        <w:rPr>
+          <w:bCs/>
           <w:b/>
         </w:rPr>
         <w:t xml:space="preserve">Plausible… unestablished,</w:t>
       </w:r>
       <w:r>
         <w:rPr>
+          <w:bCs/>
           <w:b/>
         </w:rPr>
         <w:t xml:space="preserve">”</w:t>
@@ -2469,16 +2570,18 @@
         </w:pict>
       </w:r>
     </w:p>
+    <w:bookmarkEnd w:id="25"/>
+    <w:bookmarkStart w:id="26" w:name="X8aa58d955c3501136f7294dd668cb5f4dcce506"/>
     <w:p>
       <w:pPr>
         <w:pStyle w:val="Heading3"/>
       </w:pPr>
-      <w:bookmarkStart w:id="28" w:name="X8aa58d955c3501136f7294dd668cb5f4dcce506"/>
       <w:r>
         <w:t xml:space="preserve">G06 — Household (</w:t>
       </w:r>
       <w:r>
         <w:rPr>
+          <w:iCs/>
           <w:i/>
         </w:rPr>
         <w:t xml:space="preserve">oikos</w:t>
@@ -2486,7 +2589,6 @@
       <w:r>
         <w:t xml:space="preserve">) as Basic Social/Meeting Unit — tested, does not reach gravity status</w:t>
       </w:r>
-      <w:bookmarkEnd w:id="28"/>
     </w:p>
     <w:p>
       <w:pPr>
@@ -2494,6 +2596,7 @@
       </w:pPr>
       <w:r>
         <w:rPr>
+          <w:bCs/>
           <w:b/>
         </w:rPr>
         <w:t xml:space="preserve">Generated from:</w:t>
@@ -2529,6 +2632,7 @@
       </w:pPr>
       <w:r>
         <w:rPr>
+          <w:bCs/>
           <w:b/>
         </w:rPr>
         <w:t xml:space="preserve">Author Gravity risk:</w:t>
@@ -2559,6 +2663,7 @@
       </w:r>
       <w:r>
         <w:rPr>
+          <w:iCs/>
           <w:i/>
         </w:rPr>
         <w:t xml:space="preserve">scholarship</w:t>
@@ -2574,6 +2679,7 @@
       </w:r>
       <w:r>
         <w:rPr>
+          <w:iCs/>
           <w:i/>
         </w:rPr>
         <w:t xml:space="preserve">other</w:t>
@@ -2601,6 +2707,7 @@
       </w:r>
       <w:r>
         <w:rPr>
+          <w:iCs/>
           <w:i/>
         </w:rPr>
         <w:t xml:space="preserve">oikos</w:t>
@@ -2622,6 +2729,7 @@
       </w:pPr>
       <w:r>
         <w:rPr>
+          <w:bCs/>
           <w:b/>
         </w:rPr>
         <w:t xml:space="preserve">Repetition:</w:t>
@@ -2643,6 +2751,7 @@
       </w:pPr>
       <w:r>
         <w:rPr>
+          <w:bCs/>
           <w:b/>
         </w:rPr>
         <w:t xml:space="preserve">Dependency:</w:t>
@@ -2664,6 +2773,7 @@
       </w:pPr>
       <w:r>
         <w:rPr>
+          <w:bCs/>
           <w:b/>
         </w:rPr>
         <w:t xml:space="preserve">Formation, Explanatory, Persistence:</w:t>
@@ -2681,6 +2791,7 @@
       </w:pPr>
       <w:r>
         <w:rPr>
+          <w:bCs/>
           <w:b/>
         </w:rPr>
         <w:t xml:space="preserve">Confidence supporting:</w:t>
@@ -2698,6 +2809,7 @@
       </w:pPr>
       <w:r>
         <w:rPr>
+          <w:bCs/>
           <w:b/>
         </w:rPr>
         <w:t xml:space="preserve">Cross-strand status:</w:t>
@@ -2715,6 +2827,7 @@
       </w:pPr>
       <w:r>
         <w:rPr>
+          <w:bCs/>
           <w:b/>
         </w:rPr>
         <w:t xml:space="preserve">Forces test:</w:t>
@@ -2732,6 +2845,7 @@
       </w:pPr>
       <w:r>
         <w:rPr>
+          <w:bCs/>
           <w:b/>
         </w:rPr>
         <w:t xml:space="preserve">Classification:</w:t>
@@ -2741,6 +2855,7 @@
       </w:r>
       <w:r>
         <w:rPr>
+          <w:bCs/>
           <w:b/>
         </w:rPr>
         <w:t xml:space="preserve">Does not reach gravity status.</w:t>
@@ -2756,69 +2871,20 @@
       </w:r>
       <w:r>
         <w:rPr>
+          <w:iCs/>
           <w:i/>
         </w:rPr>
         <w:t xml:space="preserve">this document’s own evidentiary base</w:t>
       </w:r>
       <w:r>
-        <w:t xml:space="preserve">, as currently built, cannot independently establish it as a gravity rather than an imported modern historiographical frame.</w:t>
-      </w:r>
-      <w:r>
-        <w:t xml:space="preserve"> </w:t>
-      </w:r>
-      <w:r>
-        <w:rPr>
-          <w:b/>
-        </w:rPr>
-        <w:t xml:space="preserve">Wording corrected per round-1 review:</w:t>
-      </w:r>
-      <w:r>
-        <w:t xml:space="preserve"> </w:t>
-      </w:r>
-      <w:r>
-        <w:t xml:space="preserve">the first draft said this finding</w:t>
-      </w:r>
-      <w:r>
-        <w:t xml:space="preserve"> </w:t>
-      </w:r>
-      <w:r>
-        <w:t xml:space="preserve">“</w:t>
-      </w:r>
-      <w:r>
-        <w:t xml:space="preserve">reinforces</w:t>
-      </w:r>
-      <w:r>
-        <w:t xml:space="preserve">”</w:t>
-      </w:r>
-      <w:r>
-        <w:t xml:space="preserve"> </w:t>
-      </w:r>
-      <w:r>
-        <w:t xml:space="preserve">Doc_03’s own</w:t>
-      </w:r>
-      <w:r>
-        <w:t xml:space="preserve"> </w:t>
-      </w:r>
-      <w:r>
-        <w:t xml:space="preserve">“</w:t>
-      </w:r>
-      <w:r>
-        <w:t xml:space="preserve">house church</w:t>
-      </w:r>
-      <w:r>
-        <w:t xml:space="preserve">”</w:t>
-      </w:r>
-      <w:r>
-        <w:t xml:space="preserve"> </w:t>
-      </w:r>
-      <w:r>
-        <w:t xml:space="preserve">open item, which overstated the independence of the two findings — both draw on the same single underlying fact (the household-code texts have no Registry row in this world), not two separately-derived confirmations. Corrected statement: this document’s Registry-based Repetition testing</w:t>
-      </w:r>
-      <w:r>
-        <w:t xml:space="preserve"> </w:t>
-      </w:r>
-      <w:r>
-        <w:rPr>
+        <w:t xml:space="preserve">, as currently built, cannot independently establish it as a gravity rather than an imported modern historiographical frame. This document’s Registry-based Repetition testing</w:t>
+      </w:r>
+      <w:r>
+        <w:t xml:space="preserve"> </w:t>
+      </w:r>
+      <w:r>
+        <w:rPr>
+          <w:bCs/>
           <w:b/>
         </w:rPr>
         <w:t xml:space="preserve">confirms, via an independently-run test, the same underlying evidentiary gap</w:t>
@@ -2827,7 +2893,7 @@
         <w:t xml:space="preserve"> </w:t>
       </w:r>
       <w:r>
-        <w:t xml:space="preserve">Doc_03 identified by a different method (a lexicon-vocabulary lookup) — one fact, verified twice by different means, not two convergent lines of evidence.</w:t>
+        <w:t xml:space="preserve">Doc_03 identified by a different method (a lexicon-vocabulary lookup) — both draw on the same single underlying fact (the household-code texts have no Registry row in this world): one fact, verified twice by different means, not two convergent lines of evidence.</w:t>
       </w:r>
     </w:p>
     <w:p>
@@ -2836,6 +2902,7 @@
       </w:pPr>
       <w:r>
         <w:rPr>
+          <w:bCs/>
           <w:b/>
         </w:rPr>
         <w:t xml:space="preserve">Confidence/Gravity Cross-Check:</w:t>
@@ -2854,15 +2921,15 @@
         </w:pict>
       </w:r>
     </w:p>
+    <w:bookmarkEnd w:id="26"/>
+    <w:bookmarkStart w:id="27" w:name="X318386863a5bf0deb9566371d4477391c7aa8b4"/>
     <w:p>
       <w:pPr>
         <w:pStyle w:val="Heading3"/>
       </w:pPr>
-      <w:bookmarkStart w:id="29" w:name="X318386863a5bf0deb9566371d4477391c7aa8b4"/>
       <w:r>
         <w:t xml:space="preserve">G07 — Liturgical Practice (Eucharist) as Site of Variation and Convergence</w:t>
       </w:r>
-      <w:bookmarkEnd w:id="29"/>
     </w:p>
     <w:p>
       <w:pPr>
@@ -2870,6 +2937,7 @@
       </w:pPr>
       <w:r>
         <w:rPr>
+          <w:bCs/>
           <w:b/>
         </w:rPr>
         <w:t xml:space="preserve">Generated from:</w:t>
@@ -2885,6 +2953,7 @@
       </w:r>
       <w:r>
         <w:rPr>
+          <w:iCs/>
           <w:i/>
         </w:rPr>
         <w:t xml:space="preserve">Smyrnaeans</w:t>
@@ -2900,6 +2969,7 @@
       </w:r>
       <w:r>
         <w:rPr>
+          <w:iCs/>
           <w:i/>
         </w:rPr>
         <w:t xml:space="preserve">First Apology</w:t>
@@ -2917,6 +2987,7 @@
       </w:pPr>
       <w:r>
         <w:rPr>
+          <w:bCs/>
           <w:b/>
         </w:rPr>
         <w:t xml:space="preserve">Author Gravity risk:</w:t>
@@ -2938,6 +3009,7 @@
       </w:pPr>
       <w:r>
         <w:rPr>
+          <w:bCs/>
           <w:b/>
         </w:rPr>
         <w:t xml:space="preserve">Repetition:</w:t>
@@ -2959,6 +3031,7 @@
       </w:pPr>
       <w:r>
         <w:rPr>
+          <w:bCs/>
           <w:b/>
         </w:rPr>
         <w:t xml:space="preserve">Dependency:</w:t>
@@ -2998,6 +3071,7 @@
       </w:pPr>
       <w:r>
         <w:rPr>
+          <w:bCs/>
           <w:b/>
         </w:rPr>
         <w:t xml:space="preserve">Formation:</w:t>
@@ -3019,6 +3093,7 @@
       </w:pPr>
       <w:r>
         <w:rPr>
+          <w:bCs/>
           <w:b/>
         </w:rPr>
         <w:t xml:space="preserve">Explanatory:</w:t>
@@ -3040,6 +3115,7 @@
       </w:pPr>
       <w:r>
         <w:rPr>
+          <w:bCs/>
           <w:b/>
         </w:rPr>
         <w:t xml:space="preserve">Persistence:</w:t>
@@ -3061,6 +3137,7 @@
       </w:pPr>
       <w:r>
         <w:rPr>
+          <w:bCs/>
           <w:b/>
         </w:rPr>
         <w:t xml:space="preserve">Interaction:</w:t>
@@ -3069,16 +3146,7 @@
         <w:t xml:space="preserve"> </w:t>
       </w:r>
       <w:r>
-        <w:t xml:space="preserve">See Section 4 —</w:t>
-      </w:r>
-      <w:r>
-        <w:t xml:space="preserve"> </w:t>
-      </w:r>
-      <w:r>
-        <w:rPr>
-          <w:b/>
-        </w:rPr>
-        <w:t xml:space="preserve">now thinner than earlier drafts stated, per round-4 review’s full re-derivation; see that section for the honest accounting.</w:t>
+        <w:t xml:space="preserve">See Section 4.</w:t>
       </w:r>
     </w:p>
     <w:p>
@@ -3087,6 +3155,7 @@
       </w:pPr>
       <w:r>
         <w:rPr>
+          <w:bCs/>
           <w:b/>
         </w:rPr>
         <w:t xml:space="preserve">Confidence supporting:</w:t>
@@ -3104,6 +3173,7 @@
       </w:pPr>
       <w:r>
         <w:rPr>
+          <w:bCs/>
           <w:b/>
         </w:rPr>
         <w:t xml:space="preserve">Cross-strand status:</w:t>
@@ -3121,6 +3191,7 @@
       </w:pPr>
       <w:r>
         <w:rPr>
+          <w:bCs/>
           <w:b/>
         </w:rPr>
         <w:t xml:space="preserve">Forces test:</w:t>
@@ -3138,6 +3209,7 @@
       </w:pPr>
       <w:r>
         <w:rPr>
+          <w:bCs/>
           <w:b/>
         </w:rPr>
         <w:t xml:space="preserve">Classification:</w:t>
@@ -3147,6 +3219,7 @@
       </w:r>
       <w:r>
         <w:rPr>
+          <w:bCs/>
           <w:b/>
         </w:rPr>
         <w:t xml:space="preserve">Primary.</w:t>
@@ -3158,9 +3231,10 @@
       </w:pPr>
       <w:r>
         <w:rPr>
-          <w:b/>
-        </w:rPr>
-        <w:t xml:space="preserve">Confidence/Gravity Cross-Check, strengthened per round-3 review, one soft spot acknowledged per round-4 review:</w:t>
+          <w:bCs/>
+          <w:b/>
+        </w:rPr>
+        <w:t xml:space="preserve">Confidence/Gravity Cross-Check:</w:t>
       </w:r>
       <w:r>
         <w:t xml:space="preserve"> </w:t>
@@ -3184,22 +3258,7 @@
         <w:t xml:space="preserve"> </w:t>
       </w:r>
       <w:r>
-        <w:t xml:space="preserve">layer. Unlike G01/G03, the Contested content here is not what the interaction/dependency work depends on.</w:t>
-      </w:r>
-      <w:r>
-        <w:t xml:space="preserve"> </w:t>
-      </w:r>
-      <w:r>
-        <w:rPr>
-          <w:b/>
-        </w:rPr>
-        <w:t xml:space="preserve">Acknowledged per round-4 review:</w:t>
-      </w:r>
-      <w:r>
-        <w:t xml:space="preserve"> </w:t>
-      </w:r>
-      <w:r>
-        <w:t xml:space="preserve">the Forces-test/Dependency link to G01 (</w:t>
+        <w:t xml:space="preserve">layer. Unlike G01/G03, the Contested content here is not what the interaction/dependency work depends on. One acknowledged soft spot: the Forces-test/Dependency link to G01 (</w:t>
       </w:r>
       <w:r>
         <w:t xml:space="preserve">“</w:t>
@@ -3218,6 +3277,7 @@
       </w:r>
       <w:r>
         <w:rPr>
+          <w:iCs/>
           <w:i/>
         </w:rPr>
         <w:t xml:space="preserve">practice</w:t>
@@ -3233,21 +3293,23 @@
         </w:pict>
       </w:r>
     </w:p>
+    <w:bookmarkEnd w:id="27"/>
+    <w:bookmarkEnd w:id="28"/>
+    <w:bookmarkStart w:id="29" w:name="cross-strand-gravity-summary-article-21"/>
     <w:p>
       <w:pPr>
         <w:pStyle w:val="Heading2"/>
       </w:pPr>
-      <w:bookmarkStart w:id="30" w:name="cross-strand-gravity-summary-article-21"/>
       <w:r>
         <w:t xml:space="preserve">3. Cross-Strand Gravity Summary (Article 21)</w:t>
       </w:r>
-      <w:bookmarkEnd w:id="30"/>
     </w:p>
     <w:tbl>
       <w:tblPr>
         <w:tblStyle w:val="Table"/>
-        <w:tblW w:type="pct" w:w="5000.0"/>
-        <w:tblLook w:firstRow="1"/>
+        <w:tblW w:type="pct" w:w="5000"/>
+        <w:tblLook w:firstRow="1" w:lastRow="0" w:firstColumn="0" w:lastColumn="0" w:noHBand="0" w:noVBand="0" w:val="0020"/>
+        <w:jc w:val="start"/>
       </w:tblPr>
       <w:tblGrid>
         <w:gridCol w:w="3960"/>
@@ -3255,15 +3317,10 @@
       </w:tblGrid>
       <w:tr>
         <w:trPr>
-          <w:cnfStyle w:firstRow="1"/>
+          <w:tblHeader w:val="true"/>
         </w:trPr>
         <w:tc>
-          <w:tcPr>
-            <w:tcBorders>
-              <w:bottom w:val="single"/>
-            </w:tcBorders>
-            <w:vAlign w:val="bottom"/>
-          </w:tcPr>
+          <w:tcPr/>
           <w:p>
             <w:pPr>
               <w:pStyle w:val="Compact"/>
@@ -3275,12 +3332,7 @@
           </w:p>
         </w:tc>
         <w:tc>
-          <w:tcPr>
-            <w:tcBorders>
-              <w:bottom w:val="single"/>
-            </w:tcBorders>
-            <w:vAlign w:val="bottom"/>
-          </w:tcPr>
+          <w:tcPr/>
           <w:p>
             <w:pPr>
               <w:pStyle w:val="Compact"/>
@@ -3294,6 +3346,7 @@
       </w:tr>
       <w:tr>
         <w:tc>
+          <w:tcPr/>
           <w:p>
             <w:pPr>
               <w:pStyle w:val="Compact"/>
@@ -3305,6 +3358,7 @@
           </w:p>
         </w:tc>
         <w:tc>
+          <w:tcPr/>
           <w:p>
             <w:pPr>
               <w:pStyle w:val="Compact"/>
@@ -3318,6 +3372,7 @@
       </w:tr>
       <w:tr>
         <w:tc>
+          <w:tcPr/>
           <w:p>
             <w:pPr>
               <w:pStyle w:val="Compact"/>
@@ -3329,6 +3384,7 @@
           </w:p>
         </w:tc>
         <w:tc>
+          <w:tcPr/>
           <w:p>
             <w:pPr>
               <w:pStyle w:val="Compact"/>
@@ -3342,6 +3398,7 @@
       </w:tr>
       <w:tr>
         <w:tc>
+          <w:tcPr/>
           <w:p>
             <w:pPr>
               <w:pStyle w:val="Compact"/>
@@ -3353,19 +3410,21 @@
           </w:p>
         </w:tc>
         <w:tc>
+          <w:tcPr/>
           <w:p>
             <w:pPr>
               <w:pStyle w:val="Compact"/>
               <w:jc w:val="left"/>
             </w:pPr>
             <w:r>
-              <w:t xml:space="preserve">Cross-strand confirmed (Strand B: Rome; Strand A: Antioch/Asia Minor), corrected per round-3 review — Bithynia-Pontus corroborates but is not itself a strand</w:t>
+              <w:t xml:space="preserve">Cross-strand confirmed (Strand B: Rome; Strand A: Antioch/Asia Minor) — Bithynia-Pontus corroborates but is not itself a strand</w:t>
             </w:r>
           </w:p>
         </w:tc>
       </w:tr>
       <w:tr>
         <w:tc>
+          <w:tcPr/>
           <w:p>
             <w:pPr>
               <w:pStyle w:val="Compact"/>
@@ -3377,6 +3436,7 @@
           </w:p>
         </w:tc>
         <w:tc>
+          <w:tcPr/>
           <w:p>
             <w:pPr>
               <w:pStyle w:val="Compact"/>
@@ -3390,6 +3450,7 @@
       </w:tr>
       <w:tr>
         <w:tc>
+          <w:tcPr/>
           <w:p>
             <w:pPr>
               <w:pStyle w:val="Compact"/>
@@ -3401,6 +3462,7 @@
           </w:p>
         </w:tc>
         <w:tc>
+          <w:tcPr/>
           <w:p>
             <w:pPr>
               <w:pStyle w:val="Compact"/>
@@ -3414,6 +3476,7 @@
       </w:tr>
       <w:tr>
         <w:tc>
+          <w:tcPr/>
           <w:p>
             <w:pPr>
               <w:pStyle w:val="Compact"/>
@@ -3425,6 +3488,7 @@
           </w:p>
         </w:tc>
         <w:tc>
+          <w:tcPr/>
           <w:p>
             <w:pPr>
               <w:pStyle w:val="Compact"/>
@@ -3438,6 +3502,7 @@
       </w:tr>
       <w:tr>
         <w:tc>
+          <w:tcPr/>
           <w:p>
             <w:pPr>
               <w:pStyle w:val="Compact"/>
@@ -3449,6 +3514,7 @@
           </w:p>
         </w:tc>
         <w:tc>
+          <w:tcPr/>
           <w:p>
             <w:pPr>
               <w:pStyle w:val="Compact"/>
@@ -3467,6 +3533,7 @@
       </w:pPr>
       <w:r>
         <w:rPr>
+          <w:bCs/>
           <w:b/>
         </w:rPr>
         <w:t xml:space="preserve">Open item from Doc_01 (Section 6) not resolved here, and not manufactured:</w:t>
@@ -3482,6 +3549,7 @@
       </w:r>
       <w:r>
         <w:rPr>
+          <w:bCs/>
           <w:b/>
         </w:rPr>
         <w:t xml:space="preserve">This is carried forward again, unresolved, to Doc_05</w:t>
@@ -3499,36 +3567,17 @@
       </w:pPr>
       <w:r>
         <w:rPr>
-          <w:b/>
-        </w:rPr>
-        <w:t xml:space="preserve">Added per round-1 review — explicit vulnerability linkage:</w:t>
-      </w:r>
-      <w:r>
-        <w:t xml:space="preserve"> </w:t>
-      </w:r>
-      <w:r>
-        <w:t xml:space="preserve">round-1 review correctly noted the first draft never stated</w:t>
-      </w:r>
-      <w:r>
-        <w:t xml:space="preserve"> </w:t>
-      </w:r>
-      <w:r>
-        <w:rPr>
-          <w:i/>
-        </w:rPr>
-        <w:t xml:space="preserve">which</w:t>
-      </w:r>
-      <w:r>
-        <w:t xml:space="preserve"> </w:t>
-      </w:r>
-      <w:r>
-        <w:t xml:space="preserve">gravities are actually contingent on this open item resolving. Stated explicitly now:</w:t>
-      </w:r>
-      <w:r>
-        <w:t xml:space="preserve"> </w:t>
-      </w:r>
-      <w:r>
-        <w:rPr>
+          <w:bCs/>
+          <w:b/>
+        </w:rPr>
+        <w:t xml:space="preserve">Explicit vulnerability linkage:</w:t>
+      </w:r>
+      <w:r>
+        <w:t xml:space="preserve"> </w:t>
+      </w:r>
+      <w:r>
+        <w:rPr>
+          <w:bCs/>
           <w:b/>
         </w:rPr>
         <w:t xml:space="preserve">G01’s Strand A-specific content and G04 both rest on Ignatius as their only Asia Minor evidentiary voice</w:t>
@@ -3537,7 +3586,7 @@
         <w:t xml:space="preserve"> </w:t>
       </w:r>
       <w:r>
-        <w:t xml:space="preserve">(G05 as well, unaffected by G03’s reclassification since all three candidates’ Strand-bound status is about voice count, not Primary/Supporting standing) — not merely</w:t>
+        <w:t xml:space="preserve">(G05 as well, unaffected by G03’s classification since all three candidates’ Strand-bound status is about voice count, not Primary/Supporting standing) — not merely</w:t>
       </w:r>
       <w:r>
         <w:t xml:space="preserve"> </w:t>
@@ -3555,7 +3604,7 @@
         <w:t xml:space="preserve"> </w:t>
       </w:r>
       <w:r>
-        <w:t xml:space="preserve">in the abstract, but Ignatius specifically. A confirmed independent third Asia Minor profile (a genuinely separate voice, not merely more Ignatius material) is exactly the kind of new evidence that could raise G01’s content confidence above Contested, strengthen G04/G05’s currently-failing Repetition and Persistence scores, or reveal that what looks like one Strand A position is actually two distinct, non-identical positions. None of this is true of G02 or G07, whose classifications do not depend on Ignatius being Asia Minor’s only voice; G03 (Supporting, per round-2 review, cross-strand status corrected per round-3 review) similarly does not depend on this vulnerability, since its own evidentiary base (Pliny, Tacitus, Suetonius) is not Ignatius-dependent at all — the third-Asia-Minor-profile question is specifically about G01/G04/G05’s shared reliance on Ignatius as Asia Minor’s only voice, not a general risk affecting every gravity. This distinction is carried into the companion workbook’s Cross-Build sheet (see Document Log).</w:t>
+        <w:t xml:space="preserve">in the abstract, but Ignatius specifically. A confirmed independent third Asia Minor profile (a genuinely separate voice, not merely more Ignatius material) is exactly the kind of new evidence that could raise G01’s content confidence above Contested, strengthen G04/G05’s currently-failing Repetition and Persistence scores, or reveal that what looks like one Strand A position is actually two distinct, non-identical positions. None of this is true of G02 or G07, whose classifications do not depend on Ignatius being Asia Minor’s only voice; G03 (Supporting, cross-strand confirmed) similarly does not depend on this vulnerability, since its own evidentiary base (Pliny, Tacitus, Suetonius) is not Ignatius-dependent at all — the third-Asia-Minor-profile question is specifically about G01/G04/G05’s shared reliance on Ignatius as Asia Minor’s only voice, not a general risk affecting every gravity. This distinction is carried into the companion workbook’s Cross-Build sheet (see Document Log).</w:t>
       </w:r>
     </w:p>
     <w:p>
@@ -3565,15 +3614,15 @@
         </w:pict>
       </w:r>
     </w:p>
+    <w:bookmarkEnd w:id="29"/>
+    <w:bookmarkStart w:id="30" w:name="interaction-matrix"/>
     <w:p>
       <w:pPr>
         <w:pStyle w:val="Heading2"/>
       </w:pPr>
-      <w:bookmarkStart w:id="31" w:name="interaction-matrix"/>
       <w:r>
         <w:t xml:space="preserve">4. Interaction Matrix</w:t>
       </w:r>
-      <w:bookmarkEnd w:id="31"/>
     </w:p>
     <w:p>
       <w:pPr>
@@ -3604,8 +3653,9 @@
     <w:tbl>
       <w:tblPr>
         <w:tblStyle w:val="Table"/>
-        <w:tblW w:type="pct" w:w="4999.999999999999"/>
-        <w:tblLook w:firstRow="1"/>
+        <w:tblW w:type="pct" w:w="5000"/>
+        <w:tblLook w:firstRow="1" w:lastRow="0" w:firstColumn="0" w:lastColumn="0" w:noHBand="0" w:noVBand="0" w:val="0020"/>
+        <w:jc w:val="start"/>
       </w:tblPr>
       <w:tblGrid>
         <w:gridCol w:w="1131"/>
@@ -3618,24 +3668,18 @@
       </w:tblGrid>
       <w:tr>
         <w:trPr>
-          <w:cnfStyle w:firstRow="1"/>
+          <w:tblHeader w:val="true"/>
         </w:trPr>
         <w:tc>
-          <w:tcPr>
-            <w:tcBorders>
-              <w:bottom w:val="single"/>
-            </w:tcBorders>
-            <w:vAlign w:val="bottom"/>
-          </w:tcPr>
-          <w:p/>
-        </w:tc>
-        <w:tc>
-          <w:tcPr>
-            <w:tcBorders>
-              <w:bottom w:val="single"/>
-            </w:tcBorders>
-            <w:vAlign w:val="bottom"/>
-          </w:tcPr>
+          <w:tcPr/>
+          <w:p>
+            <w:pPr>
+              <w:pStyle w:val="Compact"/>
+            </w:pPr>
+          </w:p>
+        </w:tc>
+        <w:tc>
+          <w:tcPr/>
           <w:p>
             <w:pPr>
               <w:pStyle w:val="Compact"/>
@@ -3647,12 +3691,7 @@
           </w:p>
         </w:tc>
         <w:tc>
-          <w:tcPr>
-            <w:tcBorders>
-              <w:bottom w:val="single"/>
-            </w:tcBorders>
-            <w:vAlign w:val="bottom"/>
-          </w:tcPr>
+          <w:tcPr/>
           <w:p>
             <w:pPr>
               <w:pStyle w:val="Compact"/>
@@ -3664,12 +3703,7 @@
           </w:p>
         </w:tc>
         <w:tc>
-          <w:tcPr>
-            <w:tcBorders>
-              <w:bottom w:val="single"/>
-            </w:tcBorders>
-            <w:vAlign w:val="bottom"/>
-          </w:tcPr>
+          <w:tcPr/>
           <w:p>
             <w:pPr>
               <w:pStyle w:val="Compact"/>
@@ -3681,12 +3715,7 @@
           </w:p>
         </w:tc>
         <w:tc>
-          <w:tcPr>
-            <w:tcBorders>
-              <w:bottom w:val="single"/>
-            </w:tcBorders>
-            <w:vAlign w:val="bottom"/>
-          </w:tcPr>
+          <w:tcPr/>
           <w:p>
             <w:pPr>
               <w:pStyle w:val="Compact"/>
@@ -3698,12 +3727,7 @@
           </w:p>
         </w:tc>
         <w:tc>
-          <w:tcPr>
-            <w:tcBorders>
-              <w:bottom w:val="single"/>
-            </w:tcBorders>
-            <w:vAlign w:val="bottom"/>
-          </w:tcPr>
+          <w:tcPr/>
           <w:p>
             <w:pPr>
               <w:pStyle w:val="Compact"/>
@@ -3715,12 +3739,7 @@
           </w:p>
         </w:tc>
         <w:tc>
-          <w:tcPr>
-            <w:tcBorders>
-              <w:bottom w:val="single"/>
-            </w:tcBorders>
-            <w:vAlign w:val="bottom"/>
-          </w:tcPr>
+          <w:tcPr/>
           <w:p>
             <w:pPr>
               <w:pStyle w:val="Compact"/>
@@ -3734,6 +3753,7 @@
       </w:tr>
       <w:tr>
         <w:tc>
+          <w:tcPr/>
           <w:p>
             <w:pPr>
               <w:pStyle w:val="Compact"/>
@@ -3741,6 +3761,7 @@
             </w:pPr>
             <w:r>
               <w:rPr>
+                <w:bCs/>
                 <w:b/>
               </w:rPr>
               <w:t xml:space="preserve">G01</w:t>
@@ -3754,6 +3775,7 @@
           </w:p>
         </w:tc>
         <w:tc>
+          <w:tcPr/>
           <w:p>
             <w:pPr>
               <w:pStyle w:val="Compact"/>
@@ -3765,6 +3787,7 @@
           </w:p>
         </w:tc>
         <w:tc>
+          <w:tcPr/>
           <w:p>
             <w:pPr>
               <w:pStyle w:val="Compact"/>
@@ -3776,6 +3799,7 @@
           </w:p>
         </w:tc>
         <w:tc>
+          <w:tcPr/>
           <w:p>
             <w:pPr>
               <w:pStyle w:val="Compact"/>
@@ -3787,6 +3811,7 @@
           </w:p>
         </w:tc>
         <w:tc>
+          <w:tcPr/>
           <w:p>
             <w:pPr>
               <w:pStyle w:val="Compact"/>
@@ -3798,6 +3823,7 @@
           </w:p>
         </w:tc>
         <w:tc>
+          <w:tcPr/>
           <w:p>
             <w:pPr>
               <w:pStyle w:val="Compact"/>
@@ -3809,6 +3835,7 @@
           </w:p>
         </w:tc>
         <w:tc>
+          <w:tcPr/>
           <w:p>
             <w:pPr>
               <w:pStyle w:val="Compact"/>
@@ -3822,6 +3849,7 @@
       </w:tr>
       <w:tr>
         <w:tc>
+          <w:tcPr/>
           <w:p>
             <w:pPr>
               <w:pStyle w:val="Compact"/>
@@ -3829,6 +3857,7 @@
             </w:pPr>
             <w:r>
               <w:rPr>
+                <w:bCs/>
                 <w:b/>
               </w:rPr>
               <w:t xml:space="preserve">G02</w:t>
@@ -3842,6 +3871,7 @@
           </w:p>
         </w:tc>
         <w:tc>
+          <w:tcPr/>
           <w:p>
             <w:pPr>
               <w:pStyle w:val="Compact"/>
@@ -3853,6 +3883,7 @@
           </w:p>
         </w:tc>
         <w:tc>
+          <w:tcPr/>
           <w:p>
             <w:pPr>
               <w:pStyle w:val="Compact"/>
@@ -3864,6 +3895,7 @@
           </w:p>
         </w:tc>
         <w:tc>
+          <w:tcPr/>
           <w:p>
             <w:pPr>
               <w:pStyle w:val="Compact"/>
@@ -3875,6 +3907,7 @@
           </w:p>
         </w:tc>
         <w:tc>
+          <w:tcPr/>
           <w:p>
             <w:pPr>
               <w:pStyle w:val="Compact"/>
@@ -3886,6 +3919,7 @@
           </w:p>
         </w:tc>
         <w:tc>
+          <w:tcPr/>
           <w:p>
             <w:pPr>
               <w:pStyle w:val="Compact"/>
@@ -3897,6 +3931,7 @@
           </w:p>
         </w:tc>
         <w:tc>
+          <w:tcPr/>
           <w:p>
             <w:pPr>
               <w:pStyle w:val="Compact"/>
@@ -3910,6 +3945,7 @@
       </w:tr>
       <w:tr>
         <w:tc>
+          <w:tcPr/>
           <w:p>
             <w:pPr>
               <w:pStyle w:val="Compact"/>
@@ -3917,6 +3953,7 @@
             </w:pPr>
             <w:r>
               <w:rPr>
+                <w:bCs/>
                 <w:b/>
               </w:rPr>
               <w:t xml:space="preserve">G03</w:t>
@@ -3930,6 +3967,7 @@
           </w:p>
         </w:tc>
         <w:tc>
+          <w:tcPr/>
           <w:p>
             <w:pPr>
               <w:pStyle w:val="Compact"/>
@@ -3941,6 +3979,7 @@
           </w:p>
         </w:tc>
         <w:tc>
+          <w:tcPr/>
           <w:p>
             <w:pPr>
               <w:pStyle w:val="Compact"/>
@@ -3952,6 +3991,7 @@
           </w:p>
         </w:tc>
         <w:tc>
+          <w:tcPr/>
           <w:p>
             <w:pPr>
               <w:pStyle w:val="Compact"/>
@@ -3963,6 +4003,7 @@
           </w:p>
         </w:tc>
         <w:tc>
+          <w:tcPr/>
           <w:p>
             <w:pPr>
               <w:pStyle w:val="Compact"/>
@@ -3974,6 +4015,7 @@
           </w:p>
         </w:tc>
         <w:tc>
+          <w:tcPr/>
           <w:p>
             <w:pPr>
               <w:pStyle w:val="Compact"/>
@@ -3985,6 +4027,7 @@
           </w:p>
         </w:tc>
         <w:tc>
+          <w:tcPr/>
           <w:p>
             <w:pPr>
               <w:pStyle w:val="Compact"/>
@@ -3998,6 +4041,7 @@
       </w:tr>
       <w:tr>
         <w:tc>
+          <w:tcPr/>
           <w:p>
             <w:pPr>
               <w:pStyle w:val="Compact"/>
@@ -4005,6 +4049,7 @@
             </w:pPr>
             <w:r>
               <w:rPr>
+                <w:bCs/>
                 <w:b/>
               </w:rPr>
               <w:t xml:space="preserve">G04</w:t>
@@ -4018,6 +4063,7 @@
           </w:p>
         </w:tc>
         <w:tc>
+          <w:tcPr/>
           <w:p>
             <w:pPr>
               <w:pStyle w:val="Compact"/>
@@ -4029,6 +4075,7 @@
           </w:p>
         </w:tc>
         <w:tc>
+          <w:tcPr/>
           <w:p>
             <w:pPr>
               <w:pStyle w:val="Compact"/>
@@ -4040,6 +4087,7 @@
           </w:p>
         </w:tc>
         <w:tc>
+          <w:tcPr/>
           <w:p>
             <w:pPr>
               <w:pStyle w:val="Compact"/>
@@ -4051,6 +4099,7 @@
           </w:p>
         </w:tc>
         <w:tc>
+          <w:tcPr/>
           <w:p>
             <w:pPr>
               <w:pStyle w:val="Compact"/>
@@ -4062,6 +4111,7 @@
           </w:p>
         </w:tc>
         <w:tc>
+          <w:tcPr/>
           <w:p>
             <w:pPr>
               <w:pStyle w:val="Compact"/>
@@ -4073,6 +4123,7 @@
           </w:p>
         </w:tc>
         <w:tc>
+          <w:tcPr/>
           <w:p>
             <w:pPr>
               <w:pStyle w:val="Compact"/>
@@ -4086,6 +4137,7 @@
       </w:tr>
       <w:tr>
         <w:tc>
+          <w:tcPr/>
           <w:p>
             <w:pPr>
               <w:pStyle w:val="Compact"/>
@@ -4093,6 +4145,7 @@
             </w:pPr>
             <w:r>
               <w:rPr>
+                <w:bCs/>
                 <w:b/>
               </w:rPr>
               <w:t xml:space="preserve">G05</w:t>
@@ -4106,6 +4159,7 @@
           </w:p>
         </w:tc>
         <w:tc>
+          <w:tcPr/>
           <w:p>
             <w:pPr>
               <w:pStyle w:val="Compact"/>
@@ -4117,6 +4171,7 @@
           </w:p>
         </w:tc>
         <w:tc>
+          <w:tcPr/>
           <w:p>
             <w:pPr>
               <w:pStyle w:val="Compact"/>
@@ -4128,6 +4183,7 @@
           </w:p>
         </w:tc>
         <w:tc>
+          <w:tcPr/>
           <w:p>
             <w:pPr>
               <w:pStyle w:val="Compact"/>
@@ -4139,6 +4195,7 @@
           </w:p>
         </w:tc>
         <w:tc>
+          <w:tcPr/>
           <w:p>
             <w:pPr>
               <w:pStyle w:val="Compact"/>
@@ -4150,6 +4207,7 @@
           </w:p>
         </w:tc>
         <w:tc>
+          <w:tcPr/>
           <w:p>
             <w:pPr>
               <w:pStyle w:val="Compact"/>
@@ -4161,6 +4219,7 @@
           </w:p>
         </w:tc>
         <w:tc>
+          <w:tcPr/>
           <w:p>
             <w:pPr>
               <w:pStyle w:val="Compact"/>
@@ -4174,6 +4233,7 @@
       </w:tr>
       <w:tr>
         <w:tc>
+          <w:tcPr/>
           <w:p>
             <w:pPr>
               <w:pStyle w:val="Compact"/>
@@ -4181,6 +4241,7 @@
             </w:pPr>
             <w:r>
               <w:rPr>
+                <w:bCs/>
                 <w:b/>
               </w:rPr>
               <w:t xml:space="preserve">G07</w:t>
@@ -4194,6 +4255,7 @@
           </w:p>
         </w:tc>
         <w:tc>
+          <w:tcPr/>
           <w:p>
             <w:pPr>
               <w:pStyle w:val="Compact"/>
@@ -4205,6 +4267,7 @@
           </w:p>
         </w:tc>
         <w:tc>
+          <w:tcPr/>
           <w:p>
             <w:pPr>
               <w:pStyle w:val="Compact"/>
@@ -4216,6 +4279,7 @@
           </w:p>
         </w:tc>
         <w:tc>
+          <w:tcPr/>
           <w:p>
             <w:pPr>
               <w:pStyle w:val="Compact"/>
@@ -4227,6 +4291,7 @@
           </w:p>
         </w:tc>
         <w:tc>
+          <w:tcPr/>
           <w:p>
             <w:pPr>
               <w:pStyle w:val="Compact"/>
@@ -4238,6 +4303,7 @@
           </w:p>
         </w:tc>
         <w:tc>
+          <w:tcPr/>
           <w:p>
             <w:pPr>
               <w:pStyle w:val="Compact"/>
@@ -4249,6 +4315,7 @@
           </w:p>
         </w:tc>
         <w:tc>
+          <w:tcPr/>
           <w:p>
             <w:pPr>
               <w:pStyle w:val="Compact"/>
@@ -4267,42 +4334,49 @@
       </w:pPr>
       <w:r>
         <w:rPr>
+          <w:bCs/>
           <w:b/>
         </w:rPr>
         <w:t xml:space="preserve">Round-4 review found that round-3’s</w:t>
       </w:r>
       <w:r>
         <w:rPr>
-          <w:b/>
-        </w:rPr>
-        <w:t xml:space="preserve"> </w:t>
-      </w:r>
-      <w:r>
-        <w:rPr>
-          <w:b/>
-        </w:rPr>
-        <w:t xml:space="preserve">“</w:t>
-      </w:r>
-      <w:r>
-        <w:rPr>
+          <w:bCs/>
+          <w:b/>
+        </w:rPr>
+        <w:t xml:space="preserve"> </w:t>
+      </w:r>
+      <w:r>
+        <w:rPr>
+          <w:bCs/>
+          <w:b/>
+        </w:rPr>
+        <w:t xml:space="preserve">“</w:t>
+      </w:r>
+      <w:r>
+        <w:rPr>
+          <w:bCs/>
           <w:b/>
         </w:rPr>
         <w:t xml:space="preserve">corrected here</w:t>
       </w:r>
       <w:r>
         <w:rPr>
-          <w:b/>
-        </w:rPr>
-        <w:t xml:space="preserve">”</w:t>
-      </w:r>
-      <w:r>
-        <w:rPr>
-          <w:b/>
-        </w:rPr>
-        <w:t xml:space="preserve"> </w:t>
-      </w:r>
-      <w:r>
-        <w:rPr>
+          <w:bCs/>
+          <w:b/>
+        </w:rPr>
+        <w:t xml:space="preserve">”</w:t>
+      </w:r>
+      <w:r>
+        <w:rPr>
+          <w:bCs/>
+          <w:b/>
+        </w:rPr>
+        <w:t xml:space="preserve"> </w:t>
+      </w:r>
+      <w:r>
+        <w:rPr>
+          <w:bCs/>
           <w:b/>
         </w:rPr>
         <w:t xml:space="preserve">claim was itself only a partial patch — three named cells were fixed, but the standing commitment to re-derive the whole matrix (Section 6, item 8) was not actually carried out. This revision performs that full, pair-by-pair re-derivation for the first time, checking all 15 unique cells against the document’s own stated evidence rather than only the previously-flagged ones:</w:t>
@@ -4318,6 +4392,7 @@
       </w:pPr>
       <w:r>
         <w:rPr>
+          <w:bCs/>
           <w:b/>
         </w:rPr>
         <w:t xml:space="preserve">G01↔G05</w:t>
@@ -4387,6 +4462,7 @@
       </w:pPr>
       <w:r>
         <w:rPr>
+          <w:bCs/>
           <w:b/>
         </w:rPr>
         <w:t xml:space="preserve">G01↔G07</w:t>
@@ -4438,6 +4514,7 @@
       </w:pPr>
       <w:r>
         <w:rPr>
+          <w:bCs/>
           <w:b/>
         </w:rPr>
         <w:t xml:space="preserve">G02↔G03</w:t>
@@ -4489,6 +4566,7 @@
       </w:pPr>
       <w:r>
         <w:rPr>
+          <w:bCs/>
           <w:b/>
         </w:rPr>
         <w:t xml:space="preserve">G02↔G07</w:t>
@@ -4516,6 +4594,7 @@
       </w:r>
       <w:r>
         <w:rPr>
+          <w:bCs/>
           <w:b/>
         </w:rPr>
         <w:t xml:space="preserve">no textual grounding exists anywhere in either G02’s or G07’s own section for this pair.</w:t>
@@ -4531,18 +4610,21 @@
       </w:r>
       <w:r>
         <w:rPr>
-          <w:b/>
-        </w:rPr>
-        <w:t xml:space="preserve">“</w:t>
-      </w:r>
-      <w:r>
-        <w:rPr>
+          <w:bCs/>
+          <w:b/>
+        </w:rPr>
+        <w:t xml:space="preserve">“</w:t>
+      </w:r>
+      <w:r>
+        <w:rPr>
+          <w:bCs/>
           <w:b/>
         </w:rPr>
         <w:t xml:space="preserve">No demonstrated relationship</w:t>
       </w:r>
       <w:r>
         <w:rPr>
+          <w:bCs/>
           <w:b/>
         </w:rPr>
         <w:t xml:space="preserve">”</w:t>
@@ -4564,6 +4646,7 @@
       </w:pPr>
       <w:r>
         <w:rPr>
+          <w:bCs/>
           <w:b/>
         </w:rPr>
         <w:t xml:space="preserve">G03↔G04</w:t>
@@ -4627,6 +4710,7 @@
       </w:pPr>
       <w:r>
         <w:rPr>
+          <w:bCs/>
           <w:b/>
         </w:rPr>
         <w:t xml:space="preserve">G05↔G07</w:t>
@@ -4654,6 +4738,7 @@
       </w:r>
       <w:r>
         <w:rPr>
+          <w:bCs/>
           <w:b/>
         </w:rPr>
         <w:t xml:space="preserve">no textual grounding exists anywhere in either section for this pair.</w:t>
@@ -4669,18 +4754,21 @@
       </w:r>
       <w:r>
         <w:rPr>
-          <w:b/>
-        </w:rPr>
-        <w:t xml:space="preserve">“</w:t>
-      </w:r>
-      <w:r>
-        <w:rPr>
+          <w:bCs/>
+          <w:b/>
+        </w:rPr>
+        <w:t xml:space="preserve">“</w:t>
+      </w:r>
+      <w:r>
+        <w:rPr>
+          <w:bCs/>
           <w:b/>
         </w:rPr>
         <w:t xml:space="preserve">No demonstrated relationship.</w:t>
       </w:r>
       <w:r>
         <w:rPr>
+          <w:bCs/>
           <w:b/>
         </w:rPr>
         <w:t xml:space="preserve">”</w:t>
@@ -4692,78 +4780,91 @@
       </w:pPr>
       <w:r>
         <w:rPr>
+          <w:bCs/>
           <w:b/>
         </w:rPr>
         <w:t xml:space="preserve">Round-5 review found one more cell round 4’s own</w:t>
       </w:r>
       <w:r>
         <w:rPr>
-          <w:b/>
-        </w:rPr>
-        <w:t xml:space="preserve"> </w:t>
-      </w:r>
-      <w:r>
-        <w:rPr>
-          <w:b/>
-        </w:rPr>
-        <w:t xml:space="preserve">“</w:t>
-      </w:r>
-      <w:r>
-        <w:rPr>
+          <w:bCs/>
+          <w:b/>
+        </w:rPr>
+        <w:t xml:space="preserve"> </w:t>
+      </w:r>
+      <w:r>
+        <w:rPr>
+          <w:bCs/>
+          <w:b/>
+        </w:rPr>
+        <w:t xml:space="preserve">“</w:t>
+      </w:r>
+      <w:r>
+        <w:rPr>
+          <w:bCs/>
           <w:b/>
         </w:rPr>
         <w:t xml:space="preserve">full</w:t>
       </w:r>
       <w:r>
         <w:rPr>
-          <w:b/>
-        </w:rPr>
-        <w:t xml:space="preserve">”</w:t>
-      </w:r>
-      <w:r>
-        <w:rPr>
-          <w:b/>
-        </w:rPr>
-        <w:t xml:space="preserve"> </w:t>
-      </w:r>
-      <w:r>
-        <w:rPr>
+          <w:bCs/>
+          <w:b/>
+        </w:rPr>
+        <w:t xml:space="preserve">”</w:t>
+      </w:r>
+      <w:r>
+        <w:rPr>
+          <w:bCs/>
+          <w:b/>
+        </w:rPr>
+        <w:t xml:space="preserve"> </w:t>
+      </w:r>
+      <w:r>
+        <w:rPr>
+          <w:bCs/>
           <w:b/>
         </w:rPr>
         <w:t xml:space="preserve">re-derivation had missed: G03↔G05, previously</w:t>
       </w:r>
       <w:r>
         <w:rPr>
-          <w:b/>
-        </w:rPr>
-        <w:t xml:space="preserve"> </w:t>
-      </w:r>
-      <w:r>
-        <w:rPr>
-          <w:b/>
-        </w:rPr>
-        <w:t xml:space="preserve">“</w:t>
-      </w:r>
-      <w:r>
-        <w:rPr>
+          <w:bCs/>
+          <w:b/>
+        </w:rPr>
+        <w:t xml:space="preserve"> </w:t>
+      </w:r>
+      <w:r>
+        <w:rPr>
+          <w:bCs/>
+          <w:b/>
+        </w:rPr>
+        <w:t xml:space="preserve">“</w:t>
+      </w:r>
+      <w:r>
+        <w:rPr>
+          <w:bCs/>
           <w:b/>
         </w:rPr>
         <w:t xml:space="preserve">Reshaping (inferential)</w:t>
       </w:r>
       <w:r>
         <w:rPr>
-          <w:b/>
-        </w:rPr>
-        <w:t xml:space="preserve">”</w:t>
-      </w:r>
-      <w:r>
-        <w:rPr>
-          <w:b/>
-        </w:rPr>
-        <w:t xml:space="preserve"> </w:t>
-      </w:r>
-      <w:r>
-        <w:rPr>
+          <w:bCs/>
+          <w:b/>
+        </w:rPr>
+        <w:t xml:space="preserve">”</w:t>
+      </w:r>
+      <w:r>
+        <w:rPr>
+          <w:bCs/>
+          <w:b/>
+        </w:rPr>
+        <w:t xml:space="preserve"> </w:t>
+      </w:r>
+      <w:r>
+        <w:rPr>
+          <w:bCs/>
           <w:b/>
         </w:rPr>
         <w:t xml:space="preserve">since the earliest draft, has no textual grounding at all.</w:t>
@@ -4797,18 +4898,21 @@
       </w:r>
       <w:r>
         <w:rPr>
-          <w:b/>
-        </w:rPr>
-        <w:t xml:space="preserve">“</w:t>
-      </w:r>
-      <w:r>
-        <w:rPr>
+          <w:bCs/>
+          <w:b/>
+        </w:rPr>
+        <w:t xml:space="preserve">“</w:t>
+      </w:r>
+      <w:r>
+        <w:rPr>
+          <w:bCs/>
           <w:b/>
         </w:rPr>
         <w:t xml:space="preserve">No demonstrated relationship.</w:t>
       </w:r>
       <w:r>
         <w:rPr>
+          <w:bCs/>
           <w:b/>
         </w:rPr>
         <w:t xml:space="preserve">”</w:t>
@@ -4862,36 +4966,42 @@
       </w:pPr>
       <w:r>
         <w:rPr>
+          <w:bCs/>
           <w:b/>
         </w:rPr>
         <w:t xml:space="preserve">G01↔G02, the one cell remaining plain</w:t>
       </w:r>
       <w:r>
         <w:rPr>
-          <w:b/>
-        </w:rPr>
-        <w:t xml:space="preserve"> </w:t>
-      </w:r>
-      <w:r>
-        <w:rPr>
-          <w:b/>
-        </w:rPr>
-        <w:t xml:space="preserve">“</w:t>
-      </w:r>
-      <w:r>
-        <w:rPr>
+          <w:bCs/>
+          <w:b/>
+        </w:rPr>
+        <w:t xml:space="preserve"> </w:t>
+      </w:r>
+      <w:r>
+        <w:rPr>
+          <w:bCs/>
+          <w:b/>
+        </w:rPr>
+        <w:t xml:space="preserve">“</w:t>
+      </w:r>
+      <w:r>
+        <w:rPr>
+          <w:bCs/>
           <w:b/>
         </w:rPr>
         <w:t xml:space="preserve">Reinforcing</w:t>
       </w:r>
       <w:r>
         <w:rPr>
-          <w:b/>
-        </w:rPr>
-        <w:t xml:space="preserve">”</w:t>
-      </w:r>
-      <w:r>
-        <w:rPr>
+          <w:bCs/>
+          <w:b/>
+        </w:rPr>
+        <w:t xml:space="preserve">”</w:t>
+      </w:r>
+      <w:r>
+        <w:rPr>
+          <w:bCs/>
           <w:b/>
         </w:rPr>
         <w:t xml:space="preserve">:</w:t>
@@ -4969,22 +5079,7 @@
         <w:t xml:space="preserve"> </w:t>
       </w:r>
       <w:r>
-        <w:t xml:space="preserve">elsewhere in this matrix, e.g. Ignatius’s single imprisonment-rhetoric passage grounding G01↔G03, G01↔G04, and G01↔G05 at once).</w:t>
-      </w:r>
-      <w:r>
-        <w:t xml:space="preserve"> </w:t>
-      </w:r>
-      <w:r>
-        <w:rPr>
-          <w:b/>
-        </w:rPr>
-        <w:t xml:space="preserve">Citation tightened per round-7 review:</w:t>
-      </w:r>
-      <w:r>
-        <w:t xml:space="preserve"> </w:t>
-      </w:r>
-      <w:r>
-        <w:t xml:space="preserve">this conclusion is synthesized from G01’s own Dependency bullet plus G02’s own generation-basis line, not from one single verbatim sentence in either candidate’s Dependency test alone — the synthesis is accurate, but the earlier phrasing implied a single, more direct citation than actually exists. G01↔G02 remains plain</w:t>
+        <w:t xml:space="preserve">elsewhere in this matrix, e.g. Ignatius’s single imprisonment-rhetoric passage grounding G01↔G03, G01↔G04, and G01↔G05 at once). This conclusion is synthesized from G01’s own Dependency bullet plus G02’s own generation-basis line, not from one single verbatim sentence in either candidate’s Dependency test alone. G01↔G02 remains plain</w:t>
       </w:r>
       <w:r>
         <w:t xml:space="preserve"> </w:t>
@@ -5011,102 +5106,119 @@
       </w:pPr>
       <w:r>
         <w:rPr>
+          <w:bCs/>
           <w:b/>
         </w:rPr>
         <w:t xml:space="preserve">Round-6 review found a sixth cell of the same species rounds 4 and 5 each caught in a different cell: G05↔G07, previously</w:t>
       </w:r>
       <w:r>
         <w:rPr>
-          <w:b/>
-        </w:rPr>
-        <w:t xml:space="preserve"> </w:t>
-      </w:r>
-      <w:r>
-        <w:rPr>
-          <w:b/>
-        </w:rPr>
-        <w:t xml:space="preserve">“</w:t>
-      </w:r>
-      <w:r>
-        <w:rPr>
+          <w:bCs/>
+          <w:b/>
+        </w:rPr>
+        <w:t xml:space="preserve"> </w:t>
+      </w:r>
+      <w:r>
+        <w:rPr>
+          <w:bCs/>
+          <w:b/>
+        </w:rPr>
+        <w:t xml:space="preserve">“</w:t>
+      </w:r>
+      <w:r>
+        <w:rPr>
+          <w:bCs/>
           <w:b/>
         </w:rPr>
         <w:t xml:space="preserve">No demonstrated relationship,</w:t>
       </w:r>
       <w:r>
         <w:rPr>
-          <w:b/>
-        </w:rPr>
-        <w:t xml:space="preserve">”</w:t>
-      </w:r>
-      <w:r>
-        <w:rPr>
-          <w:b/>
-        </w:rPr>
-        <w:t xml:space="preserve"> </w:t>
-      </w:r>
-      <w:r>
-        <w:rPr>
+          <w:bCs/>
+          <w:b/>
+        </w:rPr>
+        <w:t xml:space="preserve">”</w:t>
+      </w:r>
+      <w:r>
+        <w:rPr>
+          <w:bCs/>
+          <w:b/>
+        </w:rPr>
+        <w:t xml:space="preserve"> </w:t>
+      </w:r>
+      <w:r>
+        <w:rPr>
+          <w:bCs/>
           <w:b/>
         </w:rPr>
         <w:t xml:space="preserve">was checked against G07’s own Dependency-test bullet rather than only its Forces-test note (which is what grounded G01↔G07) — and G07’s Dependency bullet explicitly reads</w:t>
       </w:r>
       <w:r>
         <w:rPr>
-          <w:b/>
-        </w:rPr>
-        <w:t xml:space="preserve"> </w:t>
-      </w:r>
-      <w:r>
-        <w:rPr>
-          <w:b/>
-        </w:rPr>
-        <w:t xml:space="preserve">“</w:t>
-      </w:r>
-      <w:r>
-        <w:rPr>
+          <w:bCs/>
+          <w:b/>
+        </w:rPr>
+        <w:t xml:space="preserve"> </w:t>
+      </w:r>
+      <w:r>
+        <w:rPr>
+          <w:bCs/>
+          <w:b/>
+        </w:rPr>
+        <w:t xml:space="preserve">“</w:t>
+      </w:r>
+      <w:r>
+        <w:rPr>
+          <w:bCs/>
           <w:b/>
         </w:rPr>
         <w:t xml:space="preserve">Ignatius’s</w:t>
       </w:r>
       <w:r>
         <w:rPr>
-          <w:b/>
-        </w:rPr>
-        <w:t xml:space="preserve"> </w:t>
-      </w:r>
-      <w:r>
-        <w:rPr>
+          <w:bCs/>
+          <w:b/>
+        </w:rPr>
+        <w:t xml:space="preserve"> </w:t>
+      </w:r>
+      <w:r>
+        <w:rPr>
+          <w:bCs/>
           <w:b/>
         </w:rPr>
         <w:t xml:space="preserve">‘</w:t>
       </w:r>
       <w:r>
         <w:rPr>
+          <w:bCs/>
           <w:b/>
         </w:rPr>
         <w:t xml:space="preserve">one eucharist,</w:t>
       </w:r>
       <w:r>
         <w:rPr>
+          <w:bCs/>
           <w:b/>
         </w:rPr>
         <w:t xml:space="preserve">’</w:t>
       </w:r>
       <w:r>
         <w:rPr>
-          <w:b/>
-        </w:rPr>
-        <w:t xml:space="preserve"> </w:t>
-      </w:r>
-      <w:r>
-        <w:rPr>
+          <w:bCs/>
+          <w:b/>
+        </w:rPr>
+        <w:t xml:space="preserve"> </w:t>
+      </w:r>
+      <w:r>
+        <w:rPr>
+          <w:bCs/>
           <w:b/>
         </w:rPr>
         <w:t xml:space="preserve">per Doc_03’s own corrected citation to Philadelphians 4, is simultaneously a G01 and G05 move.</w:t>
       </w:r>
       <w:r>
         <w:rPr>
+          <w:bCs/>
           <w:b/>
         </w:rPr>
         <w:t xml:space="preserve">”</w:t>
@@ -5122,54 +5234,63 @@
       </w:r>
       <w:r>
         <w:rPr>
-          <w:b/>
-        </w:rPr>
-        <w:t xml:space="preserve">“</w:t>
-      </w:r>
-      <w:r>
-        <w:rPr>
+          <w:bCs/>
+          <w:b/>
+        </w:rPr>
+        <w:t xml:space="preserve">“</w:t>
+      </w:r>
+      <w:r>
+        <w:rPr>
+          <w:bCs/>
           <w:b/>
         </w:rPr>
         <w:t xml:space="preserve">Reinforcing (inferential — G07’s own Dependency test names this same eucharist-boundary-marking passage as</w:t>
       </w:r>
       <w:r>
         <w:rPr>
-          <w:b/>
-        </w:rPr>
-        <w:t xml:space="preserve"> </w:t>
-      </w:r>
-      <w:r>
-        <w:rPr>
+          <w:bCs/>
+          <w:b/>
+        </w:rPr>
+        <w:t xml:space="preserve"> </w:t>
+      </w:r>
+      <w:r>
+        <w:rPr>
+          <w:bCs/>
           <w:b/>
         </w:rPr>
         <w:t xml:space="preserve">‘</w:t>
       </w:r>
       <w:r>
         <w:rPr>
+          <w:bCs/>
           <w:b/>
         </w:rPr>
         <w:t xml:space="preserve">simultaneously a G01 and G05 move,</w:t>
       </w:r>
       <w:r>
         <w:rPr>
+          <w:bCs/>
           <w:b/>
         </w:rPr>
         <w:t xml:space="preserve">’</w:t>
       </w:r>
       <w:r>
         <w:rPr>
-          <w:b/>
-        </w:rPr>
-        <w:t xml:space="preserve"> </w:t>
-      </w:r>
-      <w:r>
-        <w:rPr>
+          <w:bCs/>
+          <w:b/>
+        </w:rPr>
+        <w:t xml:space="preserve"> </w:t>
+      </w:r>
+      <w:r>
+        <w:rPr>
+          <w:bCs/>
           <w:b/>
         </w:rPr>
         <w:t xml:space="preserve">the identical clause already grounding G01↔G07).</w:t>
       </w:r>
       <w:r>
         <w:rPr>
+          <w:bCs/>
           <w:b/>
         </w:rPr>
         <w:t xml:space="preserve">”</w:t>
@@ -5205,6 +5326,7 @@
       </w:pPr>
       <w:r>
         <w:rPr>
+          <w:bCs/>
           <w:b/>
         </w:rPr>
         <w:t xml:space="preserve">Prior to dispatching a round-7 review, this document’s own drafter performed an exhaustive check rather than relying on the next reviewer to find the next gap: every candidate’s full Section 2 six-test writeup was searched for every other candidate’s ID string (G01 through G07), not just the sentences already cited in this section’s own history.</w:t>
@@ -5314,21 +5436,23 @@
       </w:pPr>
       <w:r>
         <w:rPr>
-          <w:b/>
-        </w:rPr>
-        <w:t xml:space="preserve">G04↔G07 grounding cited explicitly per round-7 review:</w:t>
-      </w:r>
-      <w:r>
-        <w:t xml:space="preserve"> </w:t>
-      </w:r>
-      <w:r>
-        <w:t xml:space="preserve">round-7 review checked this cell against the same risk class that broke G05↔G07 in round 6 (an ID hiding in a Dependency sentence) and confirmed the label is correct, but the grounding had never been cited. G04’s own Dependency bullet states the</w:t>
-      </w:r>
-      <w:r>
-        <w:t xml:space="preserve"> </w:t>
-      </w:r>
-      <w:r>
-        <w:rPr>
+          <w:bCs/>
+          <w:b/>
+        </w:rPr>
+        <w:t xml:space="preserve">G04↔G07 grounding:</w:t>
+      </w:r>
+      <w:r>
+        <w:t xml:space="preserve"> </w:t>
+      </w:r>
+      <w:r>
+        <w:t xml:space="preserve">G04’s own Dependency bullet states the</w:t>
+      </w:r>
+      <w:r>
+        <w:t xml:space="preserve"> </w:t>
+      </w:r>
+      <w:r>
+        <w:rPr>
+          <w:iCs/>
           <w:i/>
         </w:rPr>
         <w:t xml:space="preserve">dies natalis</w:t>
@@ -5373,7 +5497,7 @@
         <w:t xml:space="preserve"> </w:t>
       </w:r>
       <w:r>
-        <w:t xml:space="preserve">is the correct reading of that sentence, not an omission; it is now cited here rather than left implicit.</w:t>
+        <w:t xml:space="preserve">is the correct reading of that sentence, not an omission.</w:t>
       </w:r>
     </w:p>
     <w:p>
@@ -5382,6 +5506,7 @@
       </w:pPr>
       <w:r>
         <w:rPr>
+          <w:bCs/>
           <w:b/>
         </w:rPr>
         <w:t xml:space="preserve">Both G07’s and G05’s demonstrated-relationship counts change as a consequence of this round’s fix.</w:t>
@@ -5397,6 +5522,7 @@
       </w:r>
       <w:r>
         <w:rPr>
+          <w:bCs/>
           <w:b/>
         </w:rPr>
         <w:t xml:space="preserve">two of five</w:t>
@@ -5409,6 +5535,7 @@
       </w:r>
       <w:r>
         <w:rPr>
+          <w:bCs/>
           <w:b/>
         </w:rPr>
         <w:t xml:space="preserve">three of five</w:t>
@@ -5424,15 +5551,15 @@
         </w:pict>
       </w:r>
     </w:p>
+    <w:bookmarkEnd w:id="30"/>
+    <w:bookmarkStart w:id="31" w:name="classification-summary"/>
     <w:p>
       <w:pPr>
         <w:pStyle w:val="Heading2"/>
       </w:pPr>
-      <w:bookmarkStart w:id="32" w:name="classification-summary"/>
       <w:r>
         <w:t xml:space="preserve">5. Classification Summary</w:t>
       </w:r>
-      <w:bookmarkEnd w:id="32"/>
     </w:p>
     <w:p>
       <w:pPr>
@@ -5440,6 +5567,7 @@
       </w:pPr>
       <w:r>
         <w:rPr>
+          <w:bCs/>
           <w:b/>
         </w:rPr>
         <w:t xml:space="preserve">Classifications unchanged this round.</w:t>
@@ -5454,8 +5582,9 @@
     <w:tbl>
       <w:tblPr>
         <w:tblStyle w:val="Table"/>
-        <w:tblW w:type="pct" w:w="5000.0"/>
-        <w:tblLook w:firstRow="1"/>
+        <w:tblW w:type="pct" w:w="5000"/>
+        <w:tblLook w:firstRow="1" w:lastRow="0" w:firstColumn="0" w:lastColumn="0" w:noHBand="0" w:noVBand="0" w:val="0020"/>
+        <w:jc w:val="start"/>
       </w:tblPr>
       <w:tblGrid>
         <w:gridCol w:w="2640"/>
@@ -5464,15 +5593,10 @@
       </w:tblGrid>
       <w:tr>
         <w:trPr>
-          <w:cnfStyle w:firstRow="1"/>
+          <w:tblHeader w:val="true"/>
         </w:trPr>
         <w:tc>
-          <w:tcPr>
-            <w:tcBorders>
-              <w:bottom w:val="single"/>
-            </w:tcBorders>
-            <w:vAlign w:val="bottom"/>
-          </w:tcPr>
+          <w:tcPr/>
           <w:p>
             <w:pPr>
               <w:pStyle w:val="Compact"/>
@@ -5484,12 +5608,7 @@
           </w:p>
         </w:tc>
         <w:tc>
-          <w:tcPr>
-            <w:tcBorders>
-              <w:bottom w:val="single"/>
-            </w:tcBorders>
-            <w:vAlign w:val="bottom"/>
-          </w:tcPr>
+          <w:tcPr/>
           <w:p>
             <w:pPr>
               <w:pStyle w:val="Compact"/>
@@ -5501,12 +5620,7 @@
           </w:p>
         </w:tc>
         <w:tc>
-          <w:tcPr>
-            <w:tcBorders>
-              <w:bottom w:val="single"/>
-            </w:tcBorders>
-            <w:vAlign w:val="bottom"/>
-          </w:tcPr>
+          <w:tcPr/>
           <w:p>
             <w:pPr>
               <w:pStyle w:val="Compact"/>
@@ -5520,6 +5634,7 @@
       </w:tr>
       <w:tr>
         <w:tc>
+          <w:tcPr/>
           <w:p>
             <w:pPr>
               <w:pStyle w:val="Compact"/>
@@ -5531,6 +5646,7 @@
           </w:p>
         </w:tc>
         <w:tc>
+          <w:tcPr/>
           <w:p>
             <w:pPr>
               <w:pStyle w:val="Compact"/>
@@ -5542,6 +5658,7 @@
           </w:p>
         </w:tc>
         <w:tc>
+          <w:tcPr/>
           <w:p>
             <w:pPr>
               <w:pStyle w:val="Compact"/>
@@ -5555,6 +5672,7 @@
       </w:tr>
       <w:tr>
         <w:tc>
+          <w:tcPr/>
           <w:p>
             <w:pPr>
               <w:pStyle w:val="Compact"/>
@@ -5566,6 +5684,7 @@
           </w:p>
         </w:tc>
         <w:tc>
+          <w:tcPr/>
           <w:p>
             <w:pPr>
               <w:pStyle w:val="Compact"/>
@@ -5577,6 +5696,7 @@
           </w:p>
         </w:tc>
         <w:tc>
+          <w:tcPr/>
           <w:p>
             <w:pPr>
               <w:pStyle w:val="Compact"/>
@@ -5590,6 +5710,7 @@
       </w:tr>
       <w:tr>
         <w:tc>
+          <w:tcPr/>
           <w:p>
             <w:pPr>
               <w:pStyle w:val="Compact"/>
@@ -5601,6 +5722,7 @@
           </w:p>
         </w:tc>
         <w:tc>
+          <w:tcPr/>
           <w:p>
             <w:pPr>
               <w:pStyle w:val="Compact"/>
@@ -5612,6 +5734,7 @@
           </w:p>
         </w:tc>
         <w:tc>
+          <w:tcPr/>
           <w:p>
             <w:pPr>
               <w:pStyle w:val="Compact"/>
@@ -5625,6 +5748,7 @@
       </w:tr>
       <w:tr>
         <w:tc>
+          <w:tcPr/>
           <w:p>
             <w:pPr>
               <w:pStyle w:val="Compact"/>
@@ -5636,6 +5760,7 @@
           </w:p>
         </w:tc>
         <w:tc>
+          <w:tcPr/>
           <w:p>
             <w:pPr>
               <w:pStyle w:val="Compact"/>
@@ -5647,6 +5772,7 @@
           </w:p>
         </w:tc>
         <w:tc>
+          <w:tcPr/>
           <w:p>
             <w:pPr>
               <w:pStyle w:val="Compact"/>
@@ -5690,6 +5816,7 @@
       </w:tr>
       <w:tr>
         <w:tc>
+          <w:tcPr/>
           <w:p>
             <w:pPr>
               <w:pStyle w:val="Compact"/>
@@ -5701,6 +5828,7 @@
           </w:p>
         </w:tc>
         <w:tc>
+          <w:tcPr/>
           <w:p>
             <w:pPr>
               <w:pStyle w:val="Compact"/>
@@ -5712,13 +5840,14 @@
           </w:p>
         </w:tc>
         <w:tc>
+          <w:tcPr/>
           <w:p>
             <w:pPr>
               <w:pStyle w:val="Compact"/>
               <w:jc w:val="left"/>
             </w:pPr>
             <w:r>
-              <w:t xml:space="preserve">Yes — grounded per round-4 review in the Formation-test asymmetry with G04: G05’s own Formation result reads</w:t>
+              <w:t xml:space="preserve">Yes — grounded in the Formation-test asymmetry with G04: G05’s own Formation result reads</w:t>
             </w:r>
             <w:r>
               <w:t xml:space="preserve"> </w:t>
@@ -5761,6 +5890,7 @@
       </w:tr>
       <w:tr>
         <w:tc>
+          <w:tcPr/>
           <w:p>
             <w:pPr>
               <w:pStyle w:val="Compact"/>
@@ -5772,6 +5902,7 @@
           </w:p>
         </w:tc>
         <w:tc>
+          <w:tcPr/>
           <w:p>
             <w:pPr>
               <w:pStyle w:val="Compact"/>
@@ -5783,6 +5914,7 @@
           </w:p>
         </w:tc>
         <w:tc>
+          <w:tcPr/>
           <w:p>
             <w:pPr>
               <w:pStyle w:val="Compact"/>
@@ -5796,6 +5928,7 @@
       </w:tr>
       <w:tr>
         <w:tc>
+          <w:tcPr/>
           <w:p>
             <w:pPr>
               <w:pStyle w:val="Compact"/>
@@ -5807,6 +5940,7 @@
           </w:p>
         </w:tc>
         <w:tc>
+          <w:tcPr/>
           <w:p>
             <w:pPr>
               <w:pStyle w:val="Compact"/>
@@ -5818,13 +5952,14 @@
           </w:p>
         </w:tc>
         <w:tc>
+          <w:tcPr/>
           <w:p>
             <w:pPr>
               <w:pStyle w:val="Compact"/>
               <w:jc w:val="left"/>
             </w:pPr>
             <w:r>
-              <w:t xml:space="preserve">Strengthened per round-3 review, one interpretive soft spot acknowledged per round-4 review (does not disturb classification); Interaction Matrix profile now thinner than earlier claimed (Section 4)</w:t>
+              <w:t xml:space="preserve">One interpretive soft spot acknowledged (does not disturb classification); Interaction Matrix profile is thin — two of five demonstrated relationships (Section 4)</w:t>
             </w:r>
           </w:p>
         </w:tc>
@@ -5836,6 +5971,7 @@
       </w:pPr>
       <w:r>
         <w:rPr>
+          <w:bCs/>
           <w:b/>
         </w:rPr>
         <w:t xml:space="preserve">Only two Primary gravities remain: G02 and G07</w:t>
@@ -5854,15 +5990,15 @@
         </w:pict>
       </w:r>
     </w:p>
+    <w:bookmarkEnd w:id="31"/>
+    <w:bookmarkStart w:id="32" w:name="Xc990e4aca1b1003e27db0981a7da3e476b27065"/>
     <w:p>
       <w:pPr>
         <w:pStyle w:val="Heading2"/>
       </w:pPr>
-      <w:bookmarkStart w:id="33" w:name="Xc990e4aca1b1003e27db0981a7da3e476b27065"/>
       <w:r>
         <w:t xml:space="preserve">6. Open items carried to Doc_05, Doc_06, and Doc_08</w:t>
       </w:r>
-      <w:bookmarkEnd w:id="33"/>
     </w:p>
     <w:p>
       <w:pPr>
@@ -5975,16 +6111,7 @@
         <w:pStyle w:val="Compact"/>
       </w:pPr>
       <w:r>
-        <w:rPr>
-          <w:b/>
-        </w:rPr>
-        <w:t xml:space="preserve">Updated per round-6 review, which found round 5’s own re-derivation had itself missed one cell (G05↔G07, whose grounding was hiding in G07’s Dependency-test bullet rather than the Forces-test note everyone had already checked):</w:t>
-      </w:r>
-      <w:r>
-        <w:t xml:space="preserve"> </w:t>
-      </w:r>
-      <w:r>
-        <w:t xml:space="preserve">nine Interaction Matrix cells now carry</w:t>
+        <w:t xml:space="preserve">Nine Interaction Matrix cells carry</w:t>
       </w:r>
       <w:r>
         <w:t xml:space="preserve"> </w:t>
@@ -6044,16 +6171,7 @@
         <w:pStyle w:val="Compact"/>
       </w:pPr>
       <w:r>
-        <w:rPr>
-          <w:b/>
-        </w:rPr>
-        <w:t xml:space="preserve">Resolved per round-2 review, no longer open:</w:t>
-      </w:r>
-      <w:r>
-        <w:t xml:space="preserve"> </w:t>
-      </w:r>
-      <w:r>
-        <w:t xml:space="preserve">G03’s retained-Primary classification from round 1 was explicitly flagged as a close call requiring independent round-2 verification. Round-2 review found the Documented-base-fact/Contested-interpretive-layer distinction does not hold up under the same scrutiny that moved G01 to Supporting, and G03 has been reclassified Supporting accordingly (see Section 2 and Section 5).</w:t>
+        <w:t xml:space="preserve">G03’s Supporting classification (see Section 2 and Section 5) rests on the same Documented-base-fact/Contested-interpretive-layer distinction applied to G01; this is settled, not an open item.</w:t>
       </w:r>
     </w:p>
     <w:p>
@@ -6066,6 +6184,7 @@
       </w:pPr>
       <w:r>
         <w:rPr>
+          <w:bCs/>
           <w:b/>
         </w:rPr>
         <w:t xml:space="preserve">Standing methodological correction (added round 3, tested rounds 4, 5, and 6 — each of which found the prior round’s re-derivation incomplete):</w:t>
@@ -6099,6 +6218,7 @@
       </w:r>
       <w:r>
         <w:rPr>
+          <w:bCs/>
           <w:b/>
         </w:rPr>
         <w:t xml:space="preserve">Three consecutive rounds have now each found the prior round’s re-derivation incomplete, each time a genuinely different, real, previously-uncaught error.</w:t>
@@ -6144,6 +6264,7 @@
       </w:r>
       <w:r>
         <w:rPr>
+          <w:bCs/>
           <w:b/>
         </w:rPr>
         <w:t xml:space="preserve">two of five</w:t>
@@ -6159,6 +6280,7 @@
       </w:r>
       <w:r>
         <w:rPr>
+          <w:bCs/>
           <w:b/>
         </w:rPr>
         <w:t xml:space="preserve">G05’s row is now three of five</w:t>
@@ -6177,15 +6299,15 @@
         </w:pict>
       </w:r>
     </w:p>
+    <w:bookmarkEnd w:id="32"/>
+    <w:bookmarkStart w:id="33" w:name="document-log"/>
     <w:p>
       <w:pPr>
         <w:pStyle w:val="Heading2"/>
       </w:pPr>
-      <w:bookmarkStart w:id="34" w:name="document-log"/>
       <w:r>
         <w:t xml:space="preserve">7. Document log</w:t>
       </w:r>
-      <w:bookmarkEnd w:id="34"/>
     </w:p>
     <w:p>
       <w:pPr>
@@ -6196,6 +6318,7 @@
       </w:pPr>
       <w:r>
         <w:rPr>
+          <w:bCs/>
           <w:b/>
         </w:rPr>
         <w:t xml:space="preserve">Document:</w:t>
@@ -6216,6 +6339,7 @@
       </w:pPr>
       <w:r>
         <w:rPr>
+          <w:bCs/>
           <w:b/>
         </w:rPr>
         <w:t xml:space="preserve">Built from:</w:t>
@@ -6236,6 +6360,7 @@
       </w:pPr>
       <w:r>
         <w:rPr>
+          <w:bCs/>
           <w:b/>
         </w:rPr>
         <w:t xml:space="preserve">Companion deliverable:</w:t>
@@ -6256,6 +6381,7 @@
       </w:pPr>
       <w:r>
         <w:rPr>
+          <w:bCs/>
           <w:b/>
         </w:rPr>
         <w:t xml:space="preserve">Round 1 review outcome:</w:t>
@@ -6294,6 +6420,7 @@
       </w:pPr>
       <w:r>
         <w:rPr>
+          <w:bCs/>
           <w:b/>
         </w:rPr>
         <w:t xml:space="preserve">Round 1 fixes applied:</w:t>
@@ -6314,6 +6441,7 @@
       </w:pPr>
       <w:r>
         <w:rPr>
+          <w:bCs/>
           <w:b/>
         </w:rPr>
         <w:t xml:space="preserve">Round 2 review outcome:</w:t>
@@ -6334,6 +6462,7 @@
       </w:pPr>
       <w:r>
         <w:rPr>
+          <w:bCs/>
           <w:b/>
         </w:rPr>
         <w:t xml:space="preserve">Round 2 fixes applied:</w:t>
@@ -6354,6 +6483,7 @@
       </w:pPr>
       <w:r>
         <w:rPr>
+          <w:bCs/>
           <w:b/>
         </w:rPr>
         <w:t xml:space="preserve">Round 3 — process-integrity finding:</w:t>
@@ -6374,6 +6504,7 @@
       </w:pPr>
       <w:r>
         <w:rPr>
+          <w:bCs/>
           <w:b/>
         </w:rPr>
         <w:t xml:space="preserve">Round 3 review outcome (third independent review):</w:t>
@@ -6394,6 +6525,7 @@
       </w:pPr>
       <w:r>
         <w:rPr>
+          <w:bCs/>
           <w:b/>
         </w:rPr>
         <w:t xml:space="preserve">Round 3 fixes applied:</w:t>
@@ -6429,6 +6561,7 @@
       </w:pPr>
       <w:r>
         <w:rPr>
+          <w:bCs/>
           <w:b/>
         </w:rPr>
         <w:t xml:space="preserve">Round 4 review outcome (fourth independent review, testing whether item 8’s own commitment was actually honored):</w:t>
@@ -6449,6 +6582,7 @@
       </w:pPr>
       <w:r>
         <w:rPr>
+          <w:bCs/>
           <w:b/>
         </w:rPr>
         <w:t xml:space="preserve">Round 4 fixes applied:</w:t>
@@ -6535,6 +6669,7 @@
       </w:pPr>
       <w:r>
         <w:rPr>
+          <w:bCs/>
           <w:b/>
         </w:rPr>
         <w:t xml:space="preserve">Round 5 review outcome (fifth independent review, testing whether round 4’s re-derivation was actually complete):</w:t>
@@ -6621,6 +6756,7 @@
       </w:pPr>
       <w:r>
         <w:rPr>
+          <w:bCs/>
           <w:b/>
         </w:rPr>
         <w:t xml:space="preserve">Round 5 fixes applied:</w:t>
@@ -6695,6 +6831,7 @@
       </w:pPr>
       <w:r>
         <w:rPr>
+          <w:bCs/>
           <w:b/>
         </w:rPr>
         <w:t xml:space="preserve">Round 6 review outcome (sixth independent review, again testing whether the prior round’s re-derivation was actually complete):</w:t>
@@ -6769,6 +6906,7 @@
       </w:pPr>
       <w:r>
         <w:rPr>
+          <w:bCs/>
           <w:b/>
         </w:rPr>
         <w:t xml:space="preserve">Round 6 fixes applied:</w:t>
@@ -6820,6 +6958,7 @@
       </w:r>
       <w:r>
         <w:rPr>
+          <w:bCs/>
           <w:b/>
         </w:rPr>
         <w:t xml:space="preserve">Before dispatching a round-7 review, this exact search was performed directly on the document itself (Section 4, new paragraph) rather than left for the next reviewer to discover — no further gaps were found by this method.</w:t>
@@ -6840,6 +6979,7 @@
       </w:pPr>
       <w:r>
         <w:rPr>
+          <w:bCs/>
           <w:b/>
         </w:rPr>
         <w:t xml:space="preserve">Round 7 review outcome (seventh independent review, targeting specifically the four six-test categories — Repetition, Formation, Explanatory, Persistence — no prior round had systematically swept, plus a full independent cell-by-cell arithmetic recount):</w:t>
@@ -6888,6 +7028,7 @@
       </w:r>
       <w:r>
         <w:rPr>
+          <w:bCs/>
           <w:b/>
         </w:rPr>
         <w:t xml:space="preserve">no substantial issues; two cosmetic citation tightenings.</w:t>
@@ -6902,6 +7043,7 @@
       </w:pPr>
       <w:r>
         <w:rPr>
+          <w:bCs/>
           <w:b/>
         </w:rPr>
         <w:t xml:space="preserve">Round 7 fixes applied (cosmetic, no fresh review round required per the revision-decision test):</w:t>
@@ -6940,6 +7082,7 @@
       </w:pPr>
       <w:r>
         <w:rPr>
+          <w:bCs/>
           <w:b/>
         </w:rPr>
         <w:t xml:space="preserve">Status update:</w:t>
@@ -6955,6 +7098,7 @@
       </w:r>
       <w:r>
         <w:rPr>
+          <w:bCs/>
           <w:b/>
         </w:rPr>
         <w:t xml:space="preserve">Status: APPROVED TO PROCEED (see Project-lead sign-off entry below for the actual record).</w:t>
@@ -7006,6 +7150,7 @@
       </w:r>
       <w:r>
         <w:rPr>
+          <w:bCs/>
           <w:b/>
         </w:rPr>
         <w:t xml:space="preserve">Final state:</w:t>
@@ -7026,6 +7171,7 @@
       </w:pPr>
       <w:r>
         <w:rPr>
+          <w:bCs/>
           <w:b/>
         </w:rPr>
         <w:t xml:space="preserve">Cold review, round 1 (first file-saved, genuinely independent review of this document):</w:t>
@@ -7104,6 +7250,7 @@
       </w:r>
       <w:r>
         <w:rPr>
+          <w:iCs/>
           <w:i/>
         </w:rPr>
         <w:t xml:space="preserve">Romans</w:t>
@@ -7119,6 +7266,7 @@
       </w:r>
       <w:r>
         <w:rPr>
+          <w:iCs/>
           <w:i/>
         </w:rPr>
         <w:t xml:space="preserve">Philadelphians</w:t>
@@ -7134,6 +7282,7 @@
       </w:r>
       <w:r>
         <w:rPr>
+          <w:iCs/>
           <w:i/>
         </w:rPr>
         <w:t xml:space="preserve">Martyrdom of Polycarp</w:t>
@@ -7172,6 +7321,7 @@
       </w:pPr>
       <w:r>
         <w:rPr>
+          <w:bCs/>
           <w:b/>
         </w:rPr>
         <w:t xml:space="preserve">Cold review fixes applied:</w:t>
@@ -7228,6 +7378,7 @@
       </w:pPr>
       <w:r>
         <w:rPr>
+          <w:bCs/>
           <w:b/>
         </w:rPr>
         <w:t xml:space="preserve">Project-lead sign-off:</w:t>
@@ -7236,9 +7387,42 @@
         <w:t xml:space="preserve"> </w:t>
       </w:r>
       <w:r>
-        <w:t xml:space="preserve">the project lead (Mark) explicitly reviewed the status of this document, together with Doc_01 through Doc_06 as a complete set, and confirmed sign-off on 2026-07-07 in this build’s own conversation record. This is a real decision made by the project lead himself — not a status this build thread assigned on his behalf, and not inferred from an ambiguous instru</w:t>
-      </w:r>
-    </w:p>
+        <w:t xml:space="preserve">the project lead (Mark) explicitly reviewed the status of this document, together with Doc_01 through Doc_06 as a complete set, and confirmed sign-off on 2026-07-07 in this build’s own conversation record. This is a real decision made by the project lead himself — not a status this build thread assigned on his behalf, and not inferred from an ambiguous instruction.</w:t>
+      </w:r>
+      <w:r>
+        <w:t xml:space="preserve"> </w:t>
+      </w:r>
+      <w:r>
+        <w:rPr>
+          <w:bCs/>
+          <w:b/>
+        </w:rPr>
+        <w:t xml:space="preserve">Status: APPROVED TO PROCEED.</w:t>
+      </w:r>
+    </w:p>
+    <w:p>
+      <w:pPr>
+        <w:numPr>
+          <w:ilvl w:val="0"/>
+          <w:numId w:val="1011"/>
+        </w:numPr>
+      </w:pPr>
+      <w:r>
+        <w:rPr>
+          <w:bCs/>
+          <w:b/>
+        </w:rPr>
+        <w:t xml:space="preserve">Sign-off terminology update (2026-07-08):</w:t>
+      </w:r>
+      <w:r>
+        <w:t xml:space="preserve"> </w:t>
+      </w:r>
+      <w:r>
+        <w:t xml:space="preserve">Per project-wide policy change, this document’s status is relabeled from FINALIZED to APPROVED TO PROCEED. This is a terminology correction, not a reopening — no content changed. Per Construction Framework V7.3, no document in this world’s build is considered frozen until the full Step 9 Validation Layer (Part VI: Validation &amp; Testing, including Living Tradition Status Confirmation and External Scholarly Review) is documented as executed for the world as a whole. Individual document approval means the project lead has authorized building on this document going forward, not that it is permanently closed to revision.</w:t>
+      </w:r>
+    </w:p>
+    <w:bookmarkEnd w:id="33"/>
+    <w:bookmarkEnd w:id="34"/>
     <w:sectPr/>
   </w:body>
 </w:document>
@@ -7270,17 +7454,14 @@
 <file path=word/numbering.xml><?xml version="1.0" encoding="utf-8"?>
 <w:numbering xmlns:w="http://schemas.openxmlformats.org/wordprocessingml/2006/main">
   <w:abstractNum w:abstractNumId="990">
-    <w:nsid w:val="2c1ae401"/>
+    <w:nsid w:val="A990"/>
     <w:multiLevelType w:val="multilevel"/>
     <w:lvl w:ilvl="0">
       <w:numFmt w:val="bullet"/>
       <w:lvlText w:val=" "/>
       <w:lvlJc w:val="left"/>
       <w:pPr>
-        <w:tabs>
-          <w:tab w:val="num" w:pos="0"/>
-        </w:tabs>
-        <w:ind w:left="480" w:hanging="480"/>
+        <w:ind w:left="720" w:hanging="480"/>
       </w:pPr>
     </w:lvl>
     <w:lvl w:ilvl="1">
@@ -7288,10 +7469,7 @@
       <w:lvlText w:val=" "/>
       <w:lvlJc w:val="left"/>
       <w:pPr>
-        <w:tabs>
-          <w:tab w:val="num" w:pos="720"/>
-        </w:tabs>
-        <w:ind w:left="1200" w:hanging="480"/>
+        <w:ind w:left="1440" w:hanging="480"/>
       </w:pPr>
     </w:lvl>
     <w:lvl w:ilvl="2">
@@ -7299,10 +7477,7 @@
       <w:lvlText w:val=" "/>
       <w:lvlJc w:val="left"/>
       <w:pPr>
-        <w:tabs>
-          <w:tab w:val="num" w:pos="1440"/>
-        </w:tabs>
-        <w:ind w:left="1920" w:hanging="480"/>
+        <w:ind w:left="2160" w:hanging="480"/>
       </w:pPr>
     </w:lvl>
     <w:lvl w:ilvl="3">
@@ -7310,10 +7485,7 @@
       <w:lvlText w:val=" "/>
       <w:lvlJc w:val="left"/>
       <w:pPr>
-        <w:tabs>
-          <w:tab w:val="num" w:pos="2160"/>
-        </w:tabs>
-        <w:ind w:left="2640" w:hanging="480"/>
+        <w:ind w:left="2880" w:hanging="480"/>
       </w:pPr>
     </w:lvl>
     <w:lvl w:ilvl="4">
@@ -7321,10 +7493,7 @@
       <w:lvlText w:val=" "/>
       <w:lvlJc w:val="left"/>
       <w:pPr>
-        <w:tabs>
-          <w:tab w:val="num" w:pos="2880"/>
-        </w:tabs>
-        <w:ind w:left="3360" w:hanging="480"/>
+        <w:ind w:left="3600" w:hanging="480"/>
       </w:pPr>
     </w:lvl>
     <w:lvl w:ilvl="5">
@@ -7332,10 +7501,7 @@
       <w:lvlText w:val=" "/>
       <w:lvlJc w:val="left"/>
       <w:pPr>
-        <w:tabs>
-          <w:tab w:val="num" w:pos="3600"/>
-        </w:tabs>
-        <w:ind w:left="4080" w:hanging="480"/>
+        <w:ind w:left="4320" w:hanging="480"/>
       </w:pPr>
     </w:lvl>
     <w:lvl w:ilvl="6">
@@ -7343,10 +7509,7 @@
       <w:lvlText w:val=" "/>
       <w:lvlJc w:val="left"/>
       <w:pPr>
-        <w:tabs>
-          <w:tab w:val="num" w:pos="4320"/>
-        </w:tabs>
-        <w:ind w:left="4800" w:hanging="480"/>
+        <w:ind w:left="5040" w:hanging="480"/>
       </w:pPr>
     </w:lvl>
     <w:lvl w:ilvl="7">
@@ -7354,10 +7517,7 @@
       <w:lvlText w:val=" "/>
       <w:lvlJc w:val="left"/>
       <w:pPr>
-        <w:tabs>
-          <w:tab w:val="num" w:pos="5040"/>
-        </w:tabs>
-        <w:ind w:left="5520" w:hanging="480"/>
+        <w:ind w:left="5760" w:hanging="480"/>
       </w:pPr>
     </w:lvl>
     <w:lvl w:ilvl="8">
@@ -7365,25 +7525,19 @@
       <w:lvlText w:val=" "/>
       <w:lvlJc w:val="left"/>
       <w:pPr>
-        <w:tabs>
-          <w:tab w:val="num" w:pos="5760"/>
-        </w:tabs>
-        <w:ind w:left="6240" w:hanging="480"/>
+        <w:ind w:left="6480" w:hanging="480"/>
       </w:pPr>
     </w:lvl>
   </w:abstractNum>
   <w:abstractNum w:abstractNumId="991">
-    <w:nsid w:val="ea454b4c"/>
+    <w:nsid w:val="A991"/>
     <w:multiLevelType w:val="multilevel"/>
     <w:lvl w:ilvl="0">
       <w:numFmt w:val="bullet"/>
       <w:lvlText w:val="•"/>
       <w:lvlJc w:val="left"/>
       <w:pPr>
-        <w:tabs>
-          <w:tab w:val="num" w:pos="0"/>
-        </w:tabs>
-        <w:ind w:left="480" w:hanging="480"/>
+        <w:ind w:left="720" w:hanging="480"/>
       </w:pPr>
     </w:lvl>
     <w:lvl w:ilvl="1">
@@ -7391,10 +7545,7 @@
       <w:lvlText w:val="–"/>
       <w:lvlJc w:val="left"/>
       <w:pPr>
-        <w:tabs>
-          <w:tab w:val="num" w:pos="720"/>
-        </w:tabs>
-        <w:ind w:left="1200" w:hanging="480"/>
+        <w:ind w:left="1440" w:hanging="480"/>
       </w:pPr>
     </w:lvl>
     <w:lvl w:ilvl="2">
@@ -7402,10 +7553,7 @@
       <w:lvlText w:val="•"/>
       <w:lvlJc w:val="left"/>
       <w:pPr>
-        <w:tabs>
-          <w:tab w:val="num" w:pos="1440"/>
-        </w:tabs>
-        <w:ind w:left="1920" w:hanging="480"/>
+        <w:ind w:left="2160" w:hanging="480"/>
       </w:pPr>
     </w:lvl>
     <w:lvl w:ilvl="3">
@@ -7413,10 +7561,7 @@
       <w:lvlText w:val="–"/>
       <w:lvlJc w:val="left"/>
       <w:pPr>
-        <w:tabs>
-          <w:tab w:val="num" w:pos="2160"/>
-        </w:tabs>
-        <w:ind w:left="2640" w:hanging="480"/>
+        <w:ind w:left="2880" w:hanging="480"/>
       </w:pPr>
     </w:lvl>
     <w:lvl w:ilvl="4">
@@ -7424,10 +7569,7 @@
       <w:lvlText w:val="•"/>
       <w:lvlJc w:val="left"/>
       <w:pPr>
-        <w:tabs>
-          <w:tab w:val="num" w:pos="2880"/>
-        </w:tabs>
-        <w:ind w:left="3360" w:hanging="480"/>
+        <w:ind w:left="3600" w:hanging="480"/>
       </w:pPr>
     </w:lvl>
     <w:lvl w:ilvl="5">
@@ -7435,10 +7577,7 @@
       <w:lvlText w:val="–"/>
       <w:lvlJc w:val="left"/>
       <w:pPr>
-        <w:tabs>
-          <w:tab w:val="num" w:pos="3600"/>
-        </w:tabs>
-        <w:ind w:left="4080" w:hanging="480"/>
+        <w:ind w:left="4320" w:hanging="480"/>
       </w:pPr>
     </w:lvl>
     <w:lvl w:ilvl="6">
@@ -7446,10 +7585,7 @@
       <w:lvlText w:val="•"/>
       <w:lvlJc w:val="left"/>
       <w:pPr>
-        <w:tabs>
-          <w:tab w:val="num" w:pos="4320"/>
-        </w:tabs>
-        <w:ind w:left="4800" w:hanging="480"/>
+        <w:ind w:left="5040" w:hanging="480"/>
       </w:pPr>
     </w:lvl>
     <w:lvl w:ilvl="7">
@@ -7457,10 +7593,7 @@
       <w:lvlText w:val="–"/>
       <w:lvlJc w:val="left"/>
       <w:pPr>
-        <w:tabs>
-          <w:tab w:val="num" w:pos="5040"/>
-        </w:tabs>
-        <w:ind w:left="5520" w:hanging="480"/>
+        <w:ind w:left="5760" w:hanging="480"/>
       </w:pPr>
     </w:lvl>
     <w:lvl w:ilvl="8">
@@ -7468,15 +7601,12 @@
       <w:lvlText w:val="•"/>
       <w:lvlJc w:val="left"/>
       <w:pPr>
-        <w:tabs>
-          <w:tab w:val="num" w:pos="5760"/>
-        </w:tabs>
-        <w:ind w:left="6240" w:hanging="480"/>
+        <w:ind w:left="6480" w:hanging="480"/>
       </w:pPr>
     </w:lvl>
   </w:abstractNum>
   <w:abstractNum w:abstractNumId="99411">
-    <w:nsid w:val="71315dca"/>
+    <w:nsid w:val="A99411"/>
     <w:multiLevelType w:val="multilevel"/>
     <w:lvl w:ilvl="0">
       <w:start w:val="1"/>
@@ -7484,10 +7614,7 @@
       <w:lvlText w:val="%1."/>
       <w:lvlJc w:val="left"/>
       <w:pPr>
-        <w:tabs>
-          <w:tab w:val="num" w:pos="0"/>
-        </w:tabs>
-        <w:ind w:left="480" w:hanging="480"/>
+        <w:ind w:left="720" w:hanging="480"/>
       </w:pPr>
     </w:lvl>
     <w:lvl w:ilvl="1">
@@ -7496,10 +7623,7 @@
       <w:lvlText w:val="%2."/>
       <w:lvlJc w:val="left"/>
       <w:pPr>
-        <w:tabs>
-          <w:tab w:val="num" w:pos="720"/>
-        </w:tabs>
-        <w:ind w:left="1200" w:hanging="480"/>
+        <w:ind w:left="1440" w:hanging="480"/>
       </w:pPr>
     </w:lvl>
     <w:lvl w:ilvl="2">
@@ -7508,10 +7632,7 @@
       <w:lvlText w:val="%3."/>
       <w:lvlJc w:val="left"/>
       <w:pPr>
-        <w:tabs>
-          <w:tab w:val="num" w:pos="1440"/>
-        </w:tabs>
-        <w:ind w:left="1920" w:hanging="480"/>
+        <w:ind w:left="2160" w:hanging="480"/>
       </w:pPr>
     </w:lvl>
     <w:lvl w:ilvl="3">
@@ -7520,10 +7641,7 @@
       <w:lvlText w:val="%4."/>
       <w:lvlJc w:val="left"/>
       <w:pPr>
-        <w:tabs>
-          <w:tab w:val="num" w:pos="2160"/>
-        </w:tabs>
-        <w:ind w:left="2640" w:hanging="480"/>
+        <w:ind w:left="2880" w:hanging="480"/>
       </w:pPr>
     </w:lvl>
     <w:lvl w:ilvl="4">
@@ -7532,10 +7650,7 @@
       <w:lvlText w:val="%5."/>
       <w:lvlJc w:val="left"/>
       <w:pPr>
-        <w:tabs>
-          <w:tab w:val="num" w:pos="2880"/>
-        </w:tabs>
-        <w:ind w:left="3360" w:hanging="480"/>
+        <w:ind w:left="3600" w:hanging="480"/>
       </w:pPr>
     </w:lvl>
     <w:lvl w:ilvl="5">
@@ -7544,10 +7659,7 @@
       <w:lvlText w:val="%6."/>
       <w:lvlJc w:val="left"/>
       <w:pPr>
-        <w:tabs>
-          <w:tab w:val="num" w:pos="3600"/>
-        </w:tabs>
-        <w:ind w:left="4080" w:hanging="480"/>
+        <w:ind w:left="4320" w:hanging="480"/>
       </w:pPr>
     </w:lvl>
     <w:lvl w:ilvl="6">
@@ -7556,10 +7668,7 @@
       <w:lvlText w:val="%7."/>
       <w:lvlJc w:val="left"/>
       <w:pPr>
-        <w:tabs>
-          <w:tab w:val="num" w:pos="4320"/>
-        </w:tabs>
-        <w:ind w:left="4800" w:hanging="480"/>
+        <w:ind w:left="5040" w:hanging="480"/>
       </w:pPr>
     </w:lvl>
     <w:lvl w:ilvl="7">
@@ -7568,10 +7677,7 @@
       <w:lvlText w:val="%8."/>
       <w:lvlJc w:val="left"/>
       <w:pPr>
-        <w:tabs>
-          <w:tab w:val="num" w:pos="5040"/>
-        </w:tabs>
-        <w:ind w:left="5520" w:hanging="480"/>
+        <w:ind w:left="5760" w:hanging="480"/>
       </w:pPr>
     </w:lvl>
     <w:lvl w:ilvl="8">
@@ -7580,10 +7686,7 @@
       <w:lvlText w:val="%9."/>
       <w:lvlJc w:val="left"/>
       <w:pPr>
-        <w:tabs>
-          <w:tab w:val="num" w:pos="5760"/>
-        </w:tabs>
-        <w:ind w:left="6240" w:hanging="480"/>
+        <w:ind w:left="6480" w:hanging="480"/>
       </w:pPr>
     </w:lvl>
   </w:abstractNum>
@@ -7658,10 +7761,10 @@
   <w:docDefaults>
     <w:rPrDefault>
       <w:rPr>
-        <w:rFonts w:asciiTheme="minorHAnsi" w:eastAsiaTheme="minorHAnsi" w:hAnsiTheme="minorHAnsi" w:cstheme="minorBidi"/>
+        <w:rFonts w:asciiTheme="minorHAnsi" w:cstheme="minorBidi" w:eastAsiaTheme="minorHAnsi" w:hAnsiTheme="minorHAnsi"/>
         <w:sz w:val="24"/>
         <w:szCs w:val="24"/>
-        <w:lang w:val="en-US" w:eastAsia="en-US" w:bidi="ar-SA"/>
+        <w:lang w:bidi="ar-SA" w:eastAsia="en-US" w:val="en-US"/>
       </w:rPr>
     </w:rPrDefault>
     <w:pPrDefault>
@@ -7670,35 +7773,35 @@
       </w:pPr>
     </w:pPrDefault>
   </w:docDefaults>
-  <w:latentStyles w:defLockedState="0" w:defUIPriority="0" w:defSemiHidden="0" w:defUnhideWhenUsed="0" w:defQFormat="0" w:count="276"/>
-  <w:style w:type="paragraph" w:default="1" w:styleId="Normal">
+  <w:latentStyles w:count="276" w:defLockedState="0" w:defQFormat="0" w:defSemiHidden="0" w:defUIPriority="0" w:defUnhideWhenUsed="0"/>
+  <w:style w:default="1" w:styleId="Normal" w:type="paragraph">
     <w:name w:val="Normal"/>
     <w:qFormat/>
   </w:style>
-  <w:style w:type="paragraph" w:styleId="BodyText">
+  <w:style w:styleId="BodyText" w:type="paragraph">
     <w:name w:val="Body Text"/>
     <w:basedOn w:val="Normal"/>
     <w:link w:val="BodyTextChar"/>
     <w:pPr>
-      <w:spacing w:before="180" w:after="180"/>
+      <w:spacing w:after="180" w:before="180"/>
     </w:pPr>
     <w:qFormat/>
   </w:style>
-  <w:style w:type="paragraph" w:customStyle="1" w:styleId="FirstParagraph">
+  <w:style w:customStyle="1" w:styleId="FirstParagraph" w:type="paragraph">
     <w:name w:val="First Paragraph"/>
     <w:basedOn w:val="BodyText"/>
     <w:next w:val="BodyText"/>
     <w:qFormat/>
   </w:style>
-  <w:style w:type="paragraph" w:customStyle="1" w:styleId="Compact">
+  <w:style w:customStyle="1" w:styleId="Compact" w:type="paragraph">
     <w:name w:val="Compact"/>
     <w:basedOn w:val="BodyText"/>
     <w:qFormat/>
     <w:pPr>
-      <w:spacing w:before="36" w:after="36"/>
+      <w:spacing w:after="36" w:before="36"/>
     </w:pPr>
   </w:style>
-  <w:style w:type="paragraph" w:styleId="Title">
+  <w:style w:styleId="Title" w:type="paragraph">
     <w:name w:val="Title"/>
     <w:basedOn w:val="Normal"/>
     <w:next w:val="BodyText"/>
@@ -7706,19 +7809,19 @@
     <w:pPr>
       <w:keepNext/>
       <w:keepLines/>
-      <w:spacing w:before="480" w:after="240"/>
+      <w:spacing w:after="240" w:before="480"/>
       <w:jc w:val="center"/>
     </w:pPr>
     <w:rPr>
-      <w:rFonts w:asciiTheme="majorHAnsi" w:eastAsiaTheme="majorEastAsia" w:hAnsiTheme="majorHAnsi" w:cstheme="majorBidi"/>
+      <w:rFonts w:asciiTheme="majorHAnsi" w:cstheme="majorBidi" w:eastAsiaTheme="majorEastAsia" w:hAnsiTheme="majorHAnsi"/>
       <w:b/>
       <w:bCs/>
-      <w:color w:val="345A8A" w:themeColor="accent1" w:themeShade="B5"/>
+      <w:color w:themeColor="accent1" w:themeShade="B5" w:val="345A8A"/>
       <w:sz w:val="36"/>
       <w:szCs w:val="36"/>
     </w:rPr>
   </w:style>
-  <w:style w:type="paragraph" w:styleId="Subtitle">
+  <w:style w:styleId="Subtitle" w:type="paragraph">
     <w:name w:val="Subtitle"/>
     <w:basedOn w:val="Title"/>
     <w:next w:val="BodyText"/>
@@ -7726,7 +7829,7 @@
     <w:pPr>
       <w:keepNext/>
       <w:keepLines/>
-      <w:spacing w:before="240" w:after="240"/>
+      <w:spacing w:after="240" w:before="240"/>
       <w:jc w:val="center"/>
     </w:pPr>
     <w:rPr>
@@ -7734,7 +7837,7 @@
       <w:szCs w:val="30"/>
     </w:rPr>
   </w:style>
-  <w:style w:type="paragraph" w:customStyle="1" w:styleId="Author">
+  <w:style w:customStyle="1" w:styleId="Author" w:type="paragraph">
     <w:name w:val="Author"/>
     <w:next w:val="BodyText"/>
     <w:qFormat/>
@@ -7744,7 +7847,7 @@
       <w:jc w:val="center"/>
     </w:pPr>
   </w:style>
-  <w:style w:type="paragraph" w:styleId="Date">
+  <w:style w:styleId="Date" w:type="paragraph">
     <w:name w:val="Date"/>
     <w:next w:val="BodyText"/>
     <w:qFormat/>
@@ -7754,7 +7857,26 @@
       <w:jc w:val="center"/>
     </w:pPr>
   </w:style>
-  <w:style w:type="paragraph" w:customStyle="1" w:styleId="Abstract">
+  <w:style w:customStyle="1" w:styleId="AbstractTitle" w:type="paragraph">
+    <w:name w:val="Abstract Title"/>
+    <w:basedOn w:val="Normal"/>
+    <w:next w:val="Abstract"/>
+    <w:qFormat/>
+    <w:pPr>
+      <w:keepNext/>
+      <w:keepLines/>
+      <w:jc w:val="center"/>
+      <w:spacing w:after="0" w:before="300"/>
+    </w:pPr>
+    <w:rPr>
+      <w:sz w:val="20"/>
+      <w:szCs w:val="20"/>
+      <w:b/>
+      <w:color w:val="345A8A"/>
+      &gt;
+    </w:rPr>
+  </w:style>
+  <w:style w:customStyle="1" w:styleId="Abstract" w:type="paragraph">
     <w:name w:val="Abstract"/>
     <w:basedOn w:val="Normal"/>
     <w:next w:val="BodyText"/>
@@ -7762,14 +7884,14 @@
     <w:pPr>
       <w:keepNext/>
       <w:keepLines/>
-      <w:spacing w:before="300" w:after="300"/>
+      <w:spacing w:after="300" w:before="100"/>
     </w:pPr>
     <w:rPr>
       <w:sz w:val="20"/>
       <w:szCs w:val="20"/>
     </w:rPr>
   </w:style>
-  <w:style w:type="paragraph" w:styleId="Bibliography">
+  <w:style w:styleId="Bibliography" w:type="paragraph">
     <w:name w:val="Bibliography"/>
     <w:basedOn w:val="Normal"/>
     <w:next w:val="Bibliography"/>
@@ -7777,7 +7899,7 @@
     <w:pPr/>
     <w:rPr/>
   </w:style>
-  <w:style w:type="paragraph" w:styleId="Heading1">
+  <w:style w:styleId="Heading1" w:type="paragraph">
     <w:name w:val="Heading 1"/>
     <w:basedOn w:val="Normal"/>
     <w:next w:val="BodyText"/>
@@ -7786,19 +7908,19 @@
     <w:pPr>
       <w:keepNext/>
       <w:keepLines/>
-      <w:spacing w:before="480" w:after="0"/>
+      <w:spacing w:after="0" w:before="480"/>
       <w:outlineLvl w:val="0"/>
     </w:pPr>
     <w:rPr>
-      <w:rFonts w:asciiTheme="majorHAnsi" w:eastAsiaTheme="majorEastAsia" w:hAnsiTheme="majorHAnsi" w:cstheme="majorBidi"/>
+      <w:rFonts w:asciiTheme="majorHAnsi" w:cstheme="majorBidi" w:eastAsiaTheme="majorEastAsia" w:hAnsiTheme="majorHAnsi"/>
       <w:b/>
       <w:bCs/>
-      <w:color w:val="4F81BD" w:themeColor="accent1"/>
+      <w:color w:themeColor="accent1" w:val="4F81BD"/>
       <w:sz w:val="32"/>
       <w:szCs w:val="32"/>
     </w:rPr>
   </w:style>
-  <w:style w:type="paragraph" w:styleId="Heading2">
+  <w:style w:styleId="Heading2" w:type="paragraph">
     <w:name w:val="Heading 2"/>
     <w:basedOn w:val="Normal"/>
     <w:next w:val="BodyText"/>
@@ -7808,19 +7930,19 @@
     <w:pPr>
       <w:keepNext/>
       <w:keepLines/>
-      <w:spacing w:before="200" w:after="0"/>
+      <w:spacing w:after="0" w:before="200"/>
       <w:outlineLvl w:val="1"/>
     </w:pPr>
     <w:rPr>
-      <w:rFonts w:asciiTheme="majorHAnsi" w:eastAsiaTheme="majorEastAsia" w:hAnsiTheme="majorHAnsi" w:cstheme="majorBidi"/>
+      <w:rFonts w:asciiTheme="majorHAnsi" w:cstheme="majorBidi" w:eastAsiaTheme="majorEastAsia" w:hAnsiTheme="majorHAnsi"/>
       <w:b/>
       <w:bCs/>
-      <w:color w:val="4F81BD" w:themeColor="accent1"/>
+      <w:color w:themeColor="accent1" w:val="4F81BD"/>
       <w:sz w:val="28"/>
       <w:szCs w:val="28"/>
     </w:rPr>
   </w:style>
-  <w:style w:type="paragraph" w:styleId="Heading3">
+  <w:style w:styleId="Heading3" w:type="paragraph">
     <w:name w:val="Heading 3"/>
     <w:basedOn w:val="Normal"/>
     <w:next w:val="BodyText"/>
@@ -7830,19 +7952,19 @@
     <w:pPr>
       <w:keepNext/>
       <w:keepLines/>
-      <w:spacing w:before="200" w:after="0"/>
+      <w:spacing w:after="0" w:before="200"/>
       <w:outlineLvl w:val="2"/>
     </w:pPr>
     <w:rPr>
-      <w:rFonts w:asciiTheme="majorHAnsi" w:eastAsiaTheme="majorEastAsia" w:hAnsiTheme="majorHAnsi" w:cstheme="majorBidi"/>
+      <w:rFonts w:asciiTheme="majorHAnsi" w:cstheme="majorBidi" w:eastAsiaTheme="majorEastAsia" w:hAnsiTheme="majorHAnsi"/>
       <w:b/>
       <w:bCs/>
-      <w:color w:val="4F81BD" w:themeColor="accent1"/>
+      <w:color w:themeColor="accent1" w:val="4F81BD"/>
       <w:sz w:val="24"/>
       <w:szCs w:val="24"/>
     </w:rPr>
   </w:style>
-  <w:style w:type="paragraph" w:styleId="Heading4">
+  <w:style w:styleId="Heading4" w:type="paragraph">
     <w:name w:val="Heading 4"/>
     <w:basedOn w:val="Normal"/>
     <w:next w:val="BodyText"/>
@@ -7852,19 +7974,19 @@
     <w:pPr>
       <w:keepNext/>
       <w:keepLines/>
-      <w:spacing w:before="200" w:after="0"/>
+      <w:spacing w:after="0" w:before="200"/>
       <w:outlineLvl w:val="3"/>
     </w:pPr>
     <w:rPr>
-      <w:rFonts w:asciiTheme="majorHAnsi" w:eastAsiaTheme="majorEastAsia" w:hAnsiTheme="majorHAnsi" w:cstheme="majorBidi"/>
+      <w:rFonts w:asciiTheme="majorHAnsi" w:cstheme="majorBidi" w:eastAsiaTheme="majorEastAsia" w:hAnsiTheme="majorHAnsi"/>
       <w:i/>
       <w:bCs/>
-      <w:color w:val="4F81BD" w:themeColor="accent1"/>
+      <w:color w:themeColor="accent1" w:val="4F81BD"/>
       <w:sz w:val="24"/>
       <w:szCs w:val="24"/>
     </w:rPr>
   </w:style>
-  <w:style w:type="paragraph" w:styleId="Heading5">
+  <w:style w:styleId="Heading5" w:type="paragraph">
     <w:name w:val="Heading 5"/>
     <w:basedOn w:val="Normal"/>
     <w:next w:val="BodyText"/>
@@ -7874,18 +7996,18 @@
     <w:pPr>
       <w:keepNext/>
       <w:keepLines/>
-      <w:spacing w:before="200" w:after="0"/>
+      <w:spacing w:after="0" w:before="200"/>
       <w:outlineLvl w:val="4"/>
     </w:pPr>
     <w:rPr>
-      <w:rFonts w:asciiTheme="majorHAnsi" w:eastAsiaTheme="majorEastAsia" w:hAnsiTheme="majorHAnsi" w:cstheme="majorBidi"/>
+      <w:rFonts w:asciiTheme="majorHAnsi" w:cstheme="majorBidi" w:eastAsiaTheme="majorEastAsia" w:hAnsiTheme="majorHAnsi"/>
       <w:iCs/>
-      <w:color w:val="4F81BD" w:themeColor="accent1"/>
+      <w:color w:themeColor="accent1" w:val="4F81BD"/>
       <w:sz w:val="24"/>
       <w:szCs w:val="24"/>
     </w:rPr>
   </w:style>
-  <w:style w:type="paragraph" w:styleId="Heading6">
+  <w:style w:styleId="Heading6" w:type="paragraph">
     <w:name w:val="Heading 6"/>
     <w:basedOn w:val="Normal"/>
     <w:next w:val="BodyText"/>
@@ -7895,17 +8017,17 @@
     <w:pPr>
       <w:keepNext/>
       <w:keepLines/>
-      <w:spacing w:before="200" w:after="0"/>
+      <w:spacing w:after="0" w:before="200"/>
       <w:outlineLvl w:val="5"/>
     </w:pPr>
     <w:rPr>
-      <w:rFonts w:asciiTheme="majorHAnsi" w:eastAsiaTheme="majorEastAsia" w:hAnsiTheme="majorHAnsi" w:cstheme="majorBidi"/>
-      <w:color w:val="4F81BD" w:themeColor="accent1"/>
+      <w:rFonts w:asciiTheme="majorHAnsi" w:cstheme="majorBidi" w:eastAsiaTheme="majorEastAsia" w:hAnsiTheme="majorHAnsi"/>
+      <w:color w:themeColor="accent1" w:val="4F81BD"/>
       <w:sz w:val="24"/>
       <w:szCs w:val="24"/>
     </w:rPr>
   </w:style>
-  <w:style w:type="paragraph" w:styleId="Heading7">
+  <w:style w:styleId="Heading7" w:type="paragraph">
     <w:name w:val="Heading 7"/>
     <w:basedOn w:val="Normal"/>
     <w:next w:val="BodyText"/>
@@ -7915,17 +8037,17 @@
     <w:pPr>
       <w:keepNext/>
       <w:keepLines/>
-      <w:spacing w:before="200" w:after="0"/>
+      <w:spacing w:after="0" w:before="200"/>
       <w:outlineLvl w:val="6"/>
     </w:pPr>
     <w:rPr>
-      <w:rFonts w:asciiTheme="majorHAnsi" w:eastAsiaTheme="majorEastAsia" w:hAnsiTheme="majorHAnsi" w:cstheme="majorBidi"/>
-      <w:color w:val="4F81BD" w:themeColor="accent1"/>
+      <w:rFonts w:asciiTheme="majorHAnsi" w:cstheme="majorBidi" w:eastAsiaTheme="majorEastAsia" w:hAnsiTheme="majorHAnsi"/>
+      <w:color w:themeColor="accent1" w:val="4F81BD"/>
       <w:sz w:val="24"/>
       <w:szCs w:val="24"/>
     </w:rPr>
   </w:style>
-  <w:style w:type="paragraph" w:styleId="Heading8">
+  <w:style w:styleId="Heading8" w:type="paragraph">
     <w:name w:val="Heading 8"/>
     <w:basedOn w:val="Normal"/>
     <w:next w:val="BodyText"/>
@@ -7935,17 +8057,17 @@
     <w:pPr>
       <w:keepNext/>
       <w:keepLines/>
-      <w:spacing w:before="200" w:after="0"/>
+      <w:spacing w:after="0" w:before="200"/>
       <w:outlineLvl w:val="7"/>
     </w:pPr>
     <w:rPr>
-      <w:rFonts w:asciiTheme="majorHAnsi" w:eastAsiaTheme="majorEastAsia" w:hAnsiTheme="majorHAnsi" w:cstheme="majorBidi"/>
-      <w:color w:val="4F81BD" w:themeColor="accent1"/>
+      <w:rFonts w:asciiTheme="majorHAnsi" w:cstheme="majorBidi" w:eastAsiaTheme="majorEastAsia" w:hAnsiTheme="majorHAnsi"/>
+      <w:color w:themeColor="accent1" w:val="4F81BD"/>
       <w:sz w:val="24"/>
       <w:szCs w:val="24"/>
     </w:rPr>
   </w:style>
-  <w:style w:type="paragraph" w:styleId="Heading9">
+  <w:style w:styleId="Heading9" w:type="paragraph">
     <w:name w:val="Heading 9"/>
     <w:basedOn w:val="Normal"/>
     <w:next w:val="BodyText"/>
@@ -7955,17 +8077,17 @@
     <w:pPr>
       <w:keepNext/>
       <w:keepLines/>
-      <w:spacing w:before="200" w:after="0"/>
+      <w:spacing w:after="0" w:before="200"/>
       <w:outlineLvl w:val="8"/>
     </w:pPr>
     <w:rPr>
-      <w:rFonts w:asciiTheme="majorHAnsi" w:eastAsiaTheme="majorEastAsia" w:hAnsiTheme="majorHAnsi" w:cstheme="majorBidi"/>
-      <w:color w:val="4F81BD" w:themeColor="accent1"/>
+      <w:rFonts w:asciiTheme="majorHAnsi" w:cstheme="majorBidi" w:eastAsiaTheme="majorEastAsia" w:hAnsiTheme="majorHAnsi"/>
+      <w:color w:themeColor="accent1" w:val="4F81BD"/>
       <w:sz w:val="24"/>
       <w:szCs w:val="24"/>
     </w:rPr>
   </w:style>
-  <w:style w:type="paragraph" w:styleId="BlockText">
+  <w:style w:styleId="BlockText" w:type="paragraph">
     <w:name w:val="Block Text"/>
     <w:basedOn w:val="BodyText"/>
     <w:next w:val="BodyText"/>
@@ -7973,11 +8095,11 @@
     <w:unhideWhenUsed/>
     <w:qFormat/>
     <w:pPr>
-      <w:spacing w:before="100" w:after="100"/>
+      <w:spacing w:after="100" w:before="100"/>
       <w:ind w:firstLine="0" w:left="480" w:right="480"/>
     </w:pPr>
   </w:style>
-  <w:style w:type="paragraph" w:styleId="FootnoteText">
+  <w:style w:styleId="FootnoteText" w:type="paragraph">
     <w:name w:val="Footnote Text"/>
     <w:basedOn w:val="Normal"/>
     <w:next w:val="FootnoteText"/>
@@ -7985,28 +8107,43 @@
     <w:unhideWhenUsed/>
     <w:qFormat/>
   </w:style>
-  <w:style w:type="character" w:default="1" w:styleId="DefaultParagraphFont">
+  <w:style w:default="1" w:styleId="DefaultParagraphFont" w:type="character">
     <w:name w:val="Default Paragraph Font"/>
     <w:semiHidden/>
     <w:unhideWhenUsed/>
   </w:style>
-  <w:style w:type="table" w:default="1" w:styleId="Table">
+  <w:style w:default="1" w:styleId="Table" w:type="table">
     <w:name w:val="Table"/>
     <w:basedOn w:val="TableNormal"/>
     <w:semiHidden/>
     <w:unhideWhenUsed/>
     <w:qFormat/>
     <w:tblPr>
-      <w:tblInd w:w="0" w:type="dxa"/>
+      <w:tblInd w:type="dxa" w:w="0"/>
       <w:tblCellMar>
-        <w:top w:w="0" w:type="dxa"/>
-        <w:left w:w="108" w:type="dxa"/>
-        <w:bottom w:w="0" w:type="dxa"/>
-        <w:right w:w="108" w:type="dxa"/>
+        <w:top w:type="dxa" w:w="0"/>
+        <w:left w:type="dxa" w:w="108"/>
+        <w:bottom w:type="dxa" w:w="0"/>
+        <w:right w:type="dxa" w:w="108"/>
       </w:tblCellMar>
     </w:tblPr>
+    <w:tblStylePr w:type="firstRow">
+      <w:tblPr>
+        <w:jc w:val="left"/>
+        <w:tblInd w:type="dxa" w:w="0"/>
+      </w:tblPr>
+      <w:trPr>
+        <w:jc w:val="left"/>
+      </w:trPr>
+      <w:tcPr>
+        <w:vAlign w:val="bottom"/>
+        <w:tcBorders>
+          <w:bottom w:val="single"/>
+        </w:tcBorders>
+      </w:tcPr>
+    </w:tblStylePr>
   </w:style>
-  <w:style w:type="paragraph" w:customStyle="1" w:styleId="DefinitionTerm">
+  <w:style w:customStyle="1" w:styleId="DefinitionTerm" w:type="paragraph">
     <w:name w:val="Definition Term"/>
     <w:basedOn w:val="Normal"/>
     <w:next w:val="Definition"/>
@@ -8019,49 +8156,49 @@
       <w:b/>
     </w:rPr>
   </w:style>
-  <w:style w:type="paragraph" w:customStyle="1" w:styleId="Definition">
+  <w:style w:customStyle="1" w:styleId="Definition" w:type="paragraph">
     <w:name w:val="Definition"/>
     <w:basedOn w:val="Normal"/>
   </w:style>
-  <w:style w:type="paragraph" w:styleId="Caption">
+  <w:style w:styleId="Caption" w:type="paragraph">
     <w:name w:val="Caption"/>
     <w:basedOn w:val="Normal"/>
     <w:link w:val="BodyTextChar"/>
     <w:pPr>
-      <w:spacing w:before="0" w:after="120"/>
+      <w:spacing w:after="120" w:before="0"/>
     </w:pPr>
     <w:rPr>
       <w:i/>
     </w:rPr>
   </w:style>
-  <w:style w:type="paragraph" w:customStyle="1" w:styleId="TableCaption">
+  <w:style w:customStyle="1" w:styleId="TableCaption" w:type="paragraph">
     <w:name w:val="Table Caption"/>
     <w:basedOn w:val="Caption"/>
     <w:pPr>
       <w:keepNext/>
     </w:pPr>
   </w:style>
-  <w:style w:type="paragraph" w:customStyle="1" w:styleId="ImageCaption">
+  <w:style w:customStyle="1" w:styleId="ImageCaption" w:type="paragraph">
     <w:name w:val="Image Caption"/>
     <w:basedOn w:val="Caption"/>
   </w:style>
-  <w:style w:type="paragraph" w:customStyle="1" w:styleId="Figure">
+  <w:style w:customStyle="1" w:styleId="Figure" w:type="paragraph">
     <w:name w:val="Figure"/>
     <w:basedOn w:val="Normal"/>
   </w:style>
-  <w:style w:type="paragraph" w:customStyle="1" w:styleId="CaptionedFigure">
+  <w:style w:customStyle="1" w:styleId="CaptionedFigure" w:type="paragraph">
     <w:name w:val="Captioned Figure"/>
     <w:basedOn w:val="Figure"/>
     <w:pPr>
       <w:keepNext/>
     </w:pPr>
   </w:style>
-  <w:style w:type="character" w:customStyle="1" w:styleId="BodyTextChar">
+  <w:style w:customStyle="1" w:styleId="BodyTextChar" w:type="character">
     <w:name w:val="Body Text Char"/>
     <w:basedOn w:val="DefaultParagraphFont"/>
     <w:link w:val="BodyText"/>
   </w:style>
-  <w:style w:type="character" w:customStyle="1" w:styleId="VerbatimChar">
+  <w:style w:customStyle="1" w:styleId="VerbatimChar" w:type="character">
     <w:name w:val="Verbatim Char"/>
     <w:basedOn w:val="BodyTextChar"/>
     <w:rPr>
@@ -8069,21 +8206,25 @@
       <w:sz w:val="22"/>
     </w:rPr>
   </w:style>
-  <w:style w:type="character" w:styleId="FootnoteReference">
+  <w:style w:customStyle="1" w:styleId="SectionNumber" w:type="character">
+    <w:name w:val="Section Number"/>
+    <w:basedOn w:val="BodyTextChar"/>
+  </w:style>
+  <w:style w:styleId="FootnoteReference" w:type="character">
     <w:name w:val="Footnote Reference"/>
     <w:basedOn w:val="BodyTextChar"/>
     <w:rPr>
       <w:vertAlign w:val="superscript"/>
     </w:rPr>
   </w:style>
-  <w:style w:type="character" w:styleId="Hyperlink">
+  <w:style w:styleId="Hyperlink" w:type="character">
     <w:name w:val="Hyperlink"/>
     <w:basedOn w:val="BodyTextChar"/>
     <w:rPr>
-      <w:color w:val="4F81BD" w:themeColor="accent1"/>
+      <w:color w:themeColor="accent1" w:val="4F81BD"/>
     </w:rPr>
   </w:style>
-  <w:style w:type="paragraph" w:styleId="TOCHeading">
+  <w:style w:styleId="TOCHeading" w:type="paragraph">
     <w:name w:val="TOC Heading"/>
     <w:basedOn w:val="Heading1"/>
     <w:next w:val="BodyText"/>
@@ -8095,10 +8236,10 @@
       <w:outlineLvl w:val="9"/>
     </w:pPr>
     <w:rPr>
-      <w:rFonts w:asciiTheme="majorHAnsi" w:eastAsiaTheme="majorEastAsia" w:hAnsiTheme="majorHAnsi" w:cstheme="majorBidi"/>
+      <w:rFonts w:asciiTheme="majorHAnsi" w:cstheme="majorBidi" w:eastAsiaTheme="majorEastAsia" w:hAnsiTheme="majorHAnsi"/>
       <w:b w:val="0"/>
       <w:bCs w:val="0"/>
-      <w:color w:val="365F91" w:themeColor="accent1" w:themeShade="BF"/>
+      <w:color w:themeColor="accent1" w:themeShade="BF" w:val="365F91"/>
     </w:rPr>
   </w:style>
   <w:style w:type="paragraph" w:customStyle="1" w:styleId="SourceCode">
@@ -8190,7 +8331,10 @@
   <w:style w:type="character" w:customStyle="1" w:styleId="ImportTok">
     <w:name w:val="ImportTok"/>
     <w:basedOn w:val="VerbatimChar"/>
-    <w:rPr/>
+    <w:rPr>
+      <w:color w:val="008000"/>
+      <w:b/>
+    </w:rPr>
   </w:style>
   <w:style w:type="character" w:customStyle="1" w:styleId="CommentTok">
     <w:name w:val="CommentTok"/>
@@ -8265,7 +8409,9 @@
   <w:style w:type="character" w:customStyle="1" w:styleId="BuiltInTok">
     <w:name w:val="BuiltInTok"/>
     <w:basedOn w:val="VerbatimChar"/>
-    <w:rPr/>
+    <w:rPr>
+      <w:color w:val="008000"/>
+    </w:rPr>
   </w:style>
   <w:style w:type="character" w:customStyle="1" w:styleId="ExtensionTok">
     <w:name w:val="ExtensionTok"/>
